--- a/บทที่ 1.docx
+++ b/บทที่ 1.docx
@@ -9,6 +9,7 @@
           <w:kern w:val="0"/>
           <w:sz w:val="32"/>
           <w:szCs w:val="32"/>
+          <w:cs/>
           <w:lang w:val="en-US"/>
           <w14:ligatures w14:val="none"/>
         </w:rPr>
@@ -34,6 +35,29 @@
           <w:lang w:val="en-US"/>
         </w:rPr>
         <w:t>ความเป็นมาและความสำคัญ</w:t>
+      </w:r>
+      <w:r>
+        <w:rPr>
+          <w:rFonts w:ascii="TH Sarabun New" w:hAnsi="TH Sarabun New" w:cs="TH Sarabun New"/>
+          <w:b/>
+          <w:bCs/>
+          <w:sz w:val="32"/>
+          <w:szCs w:val="32"/>
+          <w:lang w:val="en-US"/>
+        </w:rPr>
+        <w:t xml:space="preserve"> </w:t>
+      </w:r>
+      <w:r>
+        <w:rPr>
+          <w:rFonts w:ascii="TH Sarabun New" w:hAnsi="TH Sarabun New" w:cs="TH Sarabun New" w:hint="cs"/>
+          <w:b/>
+          <w:bCs/>
+          <w:sz w:val="32"/>
+          <w:szCs w:val="32"/>
+          <w:cs/>
+          <w:lang w:val="en-US"/>
+        </w:rPr>
+        <w:t>ทดสอบ</w:t>
       </w:r>
     </w:p>
     <w:p>
@@ -47,7 +71,7 @@
         <w:contextualSpacing/>
         <w:jc w:val="thaiDistribute"/>
         <w:rPr>
-          <w:rFonts w:ascii="TH Sarabun New" w:hAnsi="TH Sarabun New" w:cs="TH Sarabun New" w:hint="cs"/>
+          <w:rFonts w:ascii="TH Sarabun New" w:hAnsi="TH Sarabun New" w:cs="TH Sarabun New"/>
           <w:sz w:val="32"/>
           <w:szCs w:val="32"/>
           <w:lang w:val="en-US"/>
@@ -201,7 +225,7 @@
         <w:contextualSpacing/>
         <w:jc w:val="thaiDistribute"/>
         <w:rPr>
-          <w:rFonts w:ascii="TH Sarabun New" w:hAnsi="TH Sarabun New" w:cs="TH Sarabun New" w:hint="cs"/>
+          <w:rFonts w:ascii="TH Sarabun New" w:hAnsi="TH Sarabun New" w:cs="TH Sarabun New"/>
           <w:sz w:val="32"/>
           <w:szCs w:val="32"/>
         </w:rPr>
@@ -587,13 +611,6 @@
           <w:szCs w:val="32"/>
         </w:rPr>
         <w:tab/>
-      </w:r>
-      <w:r>
-        <w:rPr>
-          <w:rFonts w:ascii="TH Sarabun New" w:hAnsi="TH Sarabun New" w:cs="TH Sarabun New"/>
-          <w:sz w:val="32"/>
-          <w:szCs w:val="32"/>
-        </w:rPr>
         <w:t xml:space="preserve">1.2.1 </w:t>
       </w:r>
       <w:r>
@@ -673,13 +690,6 @@
           <w:szCs w:val="32"/>
         </w:rPr>
         <w:tab/>
-      </w:r>
-      <w:r>
-        <w:rPr>
-          <w:rFonts w:ascii="TH Sarabun New" w:hAnsi="TH Sarabun New" w:cs="TH Sarabun New"/>
-          <w:sz w:val="32"/>
-          <w:szCs w:val="32"/>
-        </w:rPr>
         <w:t xml:space="preserve">1.2.2 </w:t>
       </w:r>
       <w:r>
@@ -759,13 +769,6 @@
           <w:szCs w:val="32"/>
         </w:rPr>
         <w:tab/>
-      </w:r>
-      <w:r>
-        <w:rPr>
-          <w:rFonts w:ascii="TH Sarabun New" w:hAnsi="TH Sarabun New" w:cs="TH Sarabun New"/>
-          <w:sz w:val="32"/>
-          <w:szCs w:val="32"/>
-        </w:rPr>
         <w:t xml:space="preserve">1.2.3 </w:t>
       </w:r>
       <w:r>
@@ -1681,7 +1684,7 @@
         <w:contextualSpacing/>
         <w:jc w:val="thaiDistribute"/>
         <w:rPr>
-          <w:rFonts w:ascii="TH Sarabun New" w:hAnsi="TH Sarabun New" w:cs="TH Sarabun New" w:hint="cs"/>
+          <w:rFonts w:ascii="TH Sarabun New" w:hAnsi="TH Sarabun New" w:cs="TH Sarabun New"/>
           <w:sz w:val="32"/>
           <w:szCs w:val="32"/>
           <w:cs/>
@@ -2930,6 +2933,7 @@
   <w:style w:type="character" w:default="1" w:styleId="DefaultParagraphFont">
     <w:name w:val="Default Paragraph Font"/>
     <w:uiPriority w:val="1"/>
+    <w:semiHidden/>
     <w:unhideWhenUsed/>
   </w:style>
   <w:style w:type="table" w:default="1" w:styleId="TableNormal">

--- a/บทที่ 1.docx
+++ b/บทที่ 1.docx
@@ -9,7 +9,7 @@
           <w:kern w:val="0"/>
           <w:sz w:val="32"/>
           <w:szCs w:val="32"/>
-          <w:lang w:val="en-US"/>
+          <w:cs/>
           <w14:ligatures w14:val="none"/>
         </w:rPr>
       </w:pPr>
@@ -31,9 +31,29 @@
           <w:sz w:val="32"/>
           <w:szCs w:val="32"/>
           <w:cs/>
-          <w:lang w:val="en-US"/>
         </w:rPr>
         <w:t>ความเป็นมาและความสำคัญ</w:t>
+      </w:r>
+      <w:r>
+        <w:rPr>
+          <w:rFonts w:ascii="TH Sarabun New" w:hAnsi="TH Sarabun New" w:cs="TH Sarabun New"/>
+          <w:b/>
+          <w:bCs/>
+          <w:sz w:val="32"/>
+          <w:szCs w:val="32"/>
+        </w:rPr>
+        <w:t xml:space="preserve"> </w:t>
+      </w:r>
+      <w:r>
+        <w:rPr>
+          <w:rFonts w:ascii="TH Sarabun New" w:hAnsi="TH Sarabun New" w:cs="TH Sarabun New" w:hint="cs"/>
+          <w:b/>
+          <w:bCs/>
+          <w:sz w:val="32"/>
+          <w:szCs w:val="32"/>
+          <w:cs/>
+        </w:rPr>
+        <w:t>ทดสอบ</w:t>
       </w:r>
     </w:p>
     <w:p>
@@ -47,19 +67,17 @@
         <w:contextualSpacing/>
         <w:jc w:val="thaiDistribute"/>
         <w:rPr>
-          <w:rFonts w:ascii="TH Sarabun New" w:hAnsi="TH Sarabun New" w:cs="TH Sarabun New" w:hint="cs"/>
-          <w:sz w:val="32"/>
-          <w:szCs w:val="32"/>
-          <w:lang w:val="en-US"/>
-        </w:rPr>
-      </w:pPr>
-      <w:r>
-        <w:rPr>
-          <w:rFonts w:ascii="TH Sarabun New" w:hAnsi="TH Sarabun New" w:cs="TH Sarabun New" w:hint="cs"/>
-          <w:sz w:val="32"/>
-          <w:szCs w:val="32"/>
-          <w:cs/>
-          <w:lang w:val="en-US"/>
+          <w:rFonts w:ascii="TH Sarabun New" w:hAnsi="TH Sarabun New" w:cs="TH Sarabun New"/>
+          <w:sz w:val="32"/>
+          <w:szCs w:val="32"/>
+        </w:rPr>
+      </w:pPr>
+      <w:r>
+        <w:rPr>
+          <w:rFonts w:ascii="TH Sarabun New" w:hAnsi="TH Sarabun New" w:cs="TH Sarabun New" w:hint="cs"/>
+          <w:sz w:val="32"/>
+          <w:szCs w:val="32"/>
+          <w:cs/>
         </w:rPr>
         <w:tab/>
         <w:t>ในปัจจุบันหลายประเทศทั่วโลกกำลังเผชิญกับการเปลี่ยนแปลงโครงสร้างประชากร โดยเฉพาะประเทศญี่ปุ่นที่ก้าวเข้าสู่สังคมผู้สูงอายุระดับสุดยอด (</w:t>
@@ -78,7 +96,6 @@
           <w:sz w:val="32"/>
           <w:szCs w:val="32"/>
           <w:cs/>
-          <w:lang w:val="en-US"/>
         </w:rPr>
         <w:t xml:space="preserve">ซึ่งมีประชากรผู้สูงอายุคิดเป็นร้อยละ </w:t>
       </w:r>
@@ -96,7 +113,6 @@
           <w:sz w:val="32"/>
           <w:szCs w:val="32"/>
           <w:cs/>
-          <w:lang w:val="en-US"/>
         </w:rPr>
         <w:t>ของประชากรทั้งหมด (กระทรวงกิจการภายในประเทศและการสื่อสารของญี่ปุ่น</w:t>
       </w:r>
@@ -114,7 +130,6 @@
           <w:sz w:val="32"/>
           <w:szCs w:val="32"/>
           <w:cs/>
-          <w:lang w:val="en-US"/>
         </w:rPr>
         <w:t xml:space="preserve">โดยผู้สูงอายุส่วนใหญ่มักอาศัยอยู่ลำพัง ในขณะเดียวกันประเทศญี่ปุ่นกลับประสบปัญหาขาดแคลนบุคลากรทางการแพทย์และผู้ดูแลผู้สูงอายุกว่า </w:t>
       </w:r>
@@ -132,7 +147,6 @@
           <w:sz w:val="32"/>
           <w:szCs w:val="32"/>
           <w:cs/>
-          <w:lang w:val="en-US"/>
         </w:rPr>
         <w:t>คน ทำให้เมื่อคนชราเกิดอุบัติเหตุ การเข้าถึงการช่วยเหลือจึงเป็นไปอย่างล่าช้า ทั้งนี้ ในทางการแพทย์มีช่วงเวลาสำคัญที่เรียกว่า "</w:t>
       </w:r>
@@ -150,7 +164,6 @@
           <w:sz w:val="32"/>
           <w:szCs w:val="32"/>
           <w:cs/>
-          <w:lang w:val="en-US"/>
         </w:rPr>
         <w:t xml:space="preserve">ซึ่งหากผู้ที่หกล้มไม่ได้รับการช่วยเหลืออย่างทันท่วงที จะมีอัตราการเสียชีวิตหรือทุพพลภาพถาวรสูงมาก สำหรับประเทศไทยเองก็กำลังก้าวเข้าสู่สังคมผู้สูงอายุอย่างเต็มรูปแบบเช่นกัน เนื่องจากอัตราการเกิดที่ลดลงอย่างต่อเนื่อง โดยในปี </w:t>
       </w:r>
@@ -168,7 +181,6 @@
           <w:sz w:val="32"/>
           <w:szCs w:val="32"/>
           <w:cs/>
-          <w:lang w:val="en-US"/>
         </w:rPr>
         <w:t xml:space="preserve">มีเด็กเกิดใหม่เพียงราว </w:t>
       </w:r>
@@ -186,7 +198,6 @@
           <w:sz w:val="32"/>
           <w:szCs w:val="32"/>
           <w:cs/>
-          <w:lang w:val="en-US"/>
         </w:rPr>
         <w:t>แสนคน การดูแลและใส่ใจความปลอดภัยของคนชราจึงเป็นประเด็นเร่งด่วนระดับประเทศ</w:t>
       </w:r>
@@ -201,17 +212,16 @@
         <w:contextualSpacing/>
         <w:jc w:val="thaiDistribute"/>
         <w:rPr>
-          <w:rFonts w:ascii="TH Sarabun New" w:hAnsi="TH Sarabun New" w:cs="TH Sarabun New" w:hint="cs"/>
-          <w:sz w:val="32"/>
-          <w:szCs w:val="32"/>
-        </w:rPr>
-      </w:pPr>
-      <w:r>
-        <w:rPr>
-          <w:rFonts w:ascii="TH Sarabun New" w:hAnsi="TH Sarabun New" w:cs="TH Sarabun New" w:hint="cs"/>
-          <w:sz w:val="32"/>
-          <w:szCs w:val="32"/>
-          <w:lang w:val="en-US"/>
+          <w:rFonts w:ascii="TH Sarabun New" w:hAnsi="TH Sarabun New" w:cs="TH Sarabun New"/>
+          <w:sz w:val="32"/>
+          <w:szCs w:val="32"/>
+        </w:rPr>
+      </w:pPr>
+      <w:r>
+        <w:rPr>
+          <w:rFonts w:ascii="TH Sarabun New" w:hAnsi="TH Sarabun New" w:cs="TH Sarabun New" w:hint="cs"/>
+          <w:sz w:val="32"/>
+          <w:szCs w:val="32"/>
         </w:rPr>
         <w:tab/>
       </w:r>
@@ -221,7 +231,6 @@
           <w:sz w:val="32"/>
           <w:szCs w:val="32"/>
           <w:cs/>
-          <w:lang w:val="en-US"/>
         </w:rPr>
         <w:t xml:space="preserve">จากข้อมูลสถิติของกรมควบคุมโรค กระทรวงสาธารณสุข พบว่าในแต่ละปีมีผู้สูงอายุไทยหกล้มกว่า </w:t>
       </w:r>
@@ -239,7 +248,6 @@
           <w:sz w:val="32"/>
           <w:szCs w:val="32"/>
           <w:cs/>
-          <w:lang w:val="en-US"/>
         </w:rPr>
         <w:t xml:space="preserve">ล้านคน หรือคิดเป็นร้อยละ </w:t>
       </w:r>
@@ -257,7 +265,6 @@
           <w:sz w:val="32"/>
           <w:szCs w:val="32"/>
           <w:cs/>
-          <w:lang w:val="en-US"/>
         </w:rPr>
         <w:t>ของผู้สูงอายุทั้งหมด โดยสถานที่ที่เกิดอุบัติเหตุบ่อยครั้งที่สุดคือ "ห้องน้ำ" ปัจจุบันแม้จะมีการใช้เทคโนโลยีเข้ามาช่วยเฝ้าระวัง แต่ก็ยังมีข้อจำกัดที่สำคัญ เช่น การติดตั้งกล้องวงจรปิด (</w:t>
       </w:r>
@@ -275,7 +282,6 @@
           <w:sz w:val="32"/>
           <w:szCs w:val="32"/>
           <w:cs/>
-          <w:lang w:val="en-US"/>
         </w:rPr>
         <w:t>ที่ส่งผลกระทบโดยตรงต่อการละเมิดความเป็นส่วนตัว หรือการใช้อุปกรณ์สวมใส่ (</w:t>
       </w:r>
@@ -293,7 +299,6 @@
           <w:sz w:val="32"/>
           <w:szCs w:val="32"/>
           <w:cs/>
-          <w:lang w:val="en-US"/>
         </w:rPr>
         <w:t>ที่ผู้สูงอายุมักลืมสวมใส่หรือแบตเตอรี่หมด ยิ่งไปกว่านั้น ระบบเซ็นเซอร์ตรวจจับการล้มแบบดั้งเดิมส่วนใหญ่มักแจ้งเตือนเพียงว่าเกิดการล้มขึ้น แต่ไม่สามารถระบุพิกัดตำแหน่งที่แน่ชัดได้ ทำให้ผู้ดูแลเสียเวลาในการค้นหา โดยเฉพาะในบ้านที่มีหลายห้องหรือพื้นที่ซับซ้อน</w:t>
       </w:r>
@@ -311,7 +316,6 @@
           <w:rFonts w:ascii="TH Sarabun New" w:hAnsi="TH Sarabun New" w:cs="TH Sarabun New"/>
           <w:sz w:val="32"/>
           <w:szCs w:val="32"/>
-          <w:lang w:val="en-US"/>
         </w:rPr>
       </w:pPr>
       <w:r>
@@ -328,7 +332,6 @@
           <w:sz w:val="32"/>
           <w:szCs w:val="32"/>
           <w:cs/>
-          <w:lang w:val="en-US"/>
         </w:rPr>
         <w:t>ด้วยเหตุนี้ คณะผู้จัดทำจึงมีแนวคิดที่จะพัฒนาระบบตรวจจับการล้มโดยอาศัยเทคโนโลยีการวิเคราะห์สถานะช่องสัญญาณวิทยุ (</w:t>
       </w:r>
@@ -346,7 +349,6 @@
           <w:sz w:val="32"/>
           <w:szCs w:val="32"/>
           <w:cs/>
-          <w:lang w:val="en-US"/>
         </w:rPr>
         <w:t>ร่วมกับ</w:t>
       </w:r>
@@ -364,7 +366,6 @@
           <w:sz w:val="32"/>
           <w:szCs w:val="32"/>
           <w:cs/>
-          <w:lang w:val="en-US"/>
         </w:rPr>
         <w:t xml:space="preserve">เทคโนโลยีการระบุพิกัด </w:t>
       </w:r>
@@ -382,7 +383,6 @@
           <w:sz w:val="32"/>
           <w:szCs w:val="32"/>
           <w:cs/>
-          <w:lang w:val="en-US"/>
         </w:rPr>
         <w:t>มิติ (</w:t>
       </w:r>
@@ -400,7 +400,6 @@
           <w:sz w:val="32"/>
           <w:szCs w:val="32"/>
           <w:cs/>
-          <w:lang w:val="en-US"/>
         </w:rPr>
         <w:t>เพื่อเข้ามาแก้ปัญหาและปิดจุดบอดของระบบเดิม ระบบดังกล่าวจะทำงานผ่านกลุ่มบอร์ดไมโครคอนโทรลเลอร์ความเร็วสูง (</w:t>
       </w:r>
@@ -418,7 +417,6 @@
           <w:sz w:val="32"/>
           <w:szCs w:val="32"/>
           <w:cs/>
-          <w:lang w:val="en-US"/>
         </w:rPr>
         <w:t xml:space="preserve">ที่กระจายอยู่ตามมุมห้อง เพื่อรับคลื่นวิทยุที่สะท้อนกับสรีระมนุษย์ จากนั้นข้อมูลจะถูกนำไปประมวลผลผ่านปัญญาประดิษฐ์สถาปัตยกรรม </w:t>
       </w:r>
@@ -436,7 +434,6 @@
           <w:sz w:val="32"/>
           <w:szCs w:val="32"/>
           <w:cs/>
-          <w:lang w:val="en-US"/>
         </w:rPr>
         <w:t>เพื่อทำนายพิกัดจุดศูนย์กลางของบุคคลแบบเรียลไทม์ทั้งในแกน</w:t>
       </w:r>
@@ -454,7 +451,6 @@
           <w:sz w:val="32"/>
           <w:szCs w:val="32"/>
           <w:cs/>
-          <w:lang w:val="en-US"/>
         </w:rPr>
         <w:t>และความสูง</w:t>
       </w:r>
@@ -472,7 +468,6 @@
           <w:sz w:val="32"/>
           <w:szCs w:val="32"/>
           <w:cs/>
-          <w:lang w:val="en-US"/>
         </w:rPr>
         <w:t>ซึ่งพิกัดความสูงในแกน</w:t>
       </w:r>
@@ -490,7 +485,6 @@
           <w:sz w:val="32"/>
           <w:szCs w:val="32"/>
           <w:cs/>
-          <w:lang w:val="en-US"/>
         </w:rPr>
         <w:t>นี่เองที่จะเป็นตัวชี้วัดสำคัญในการประเมินพฤติกรรมการล้มได้อย่างแม่นยำ ระบบนี้จึงสามารถแจ้งเตือนอุบัติเหตุพร้อมระบุตำแหน่งที่แน่ชัดได้ทันที โดยไม่ต้องพึ่งพา</w:t>
       </w:r>
@@ -500,7 +494,6 @@
           <w:sz w:val="32"/>
           <w:szCs w:val="32"/>
           <w:cs/>
-          <w:lang w:val="en-US"/>
         </w:rPr>
         <w:lastRenderedPageBreak/>
         <w:t>กล้องวิดีโอหรืออุปกรณ์สวมใส่ใด ๆ และรักษาสิทธิความเป็นส่วนตัวของผู้ใช้งานในพื้นที่ละเอียดอ่อนได้อย่างสมบูรณ์แบบ</w:t>
@@ -519,7 +512,6 @@
           <w:rFonts w:ascii="TH Sarabun New" w:hAnsi="TH Sarabun New" w:cs="TH Sarabun New"/>
           <w:sz w:val="32"/>
           <w:szCs w:val="32"/>
-          <w:lang w:val="en-US"/>
         </w:rPr>
       </w:pPr>
     </w:p>
@@ -538,7 +530,6 @@
           <w:bCs/>
           <w:sz w:val="32"/>
           <w:szCs w:val="32"/>
-          <w:lang w:val="en-US"/>
         </w:rPr>
       </w:pPr>
       <w:r>
@@ -548,7 +539,6 @@
           <w:bCs/>
           <w:sz w:val="32"/>
           <w:szCs w:val="32"/>
-          <w:lang w:val="en-US"/>
         </w:rPr>
         <w:t xml:space="preserve">1.2 </w:t>
       </w:r>
@@ -560,7 +550,6 @@
           <w:sz w:val="32"/>
           <w:szCs w:val="32"/>
           <w:cs/>
-          <w:lang w:val="en-US"/>
         </w:rPr>
         <w:t>วัตถุประสงค์</w:t>
       </w:r>
@@ -587,13 +576,6 @@
           <w:szCs w:val="32"/>
         </w:rPr>
         <w:tab/>
-      </w:r>
-      <w:r>
-        <w:rPr>
-          <w:rFonts w:ascii="TH Sarabun New" w:hAnsi="TH Sarabun New" w:cs="TH Sarabun New"/>
-          <w:sz w:val="32"/>
-          <w:szCs w:val="32"/>
-        </w:rPr>
         <w:t xml:space="preserve">1.2.1 </w:t>
       </w:r>
       <w:r>
@@ -602,7 +584,6 @@
           <w:sz w:val="32"/>
           <w:szCs w:val="32"/>
           <w:cs/>
-          <w:lang w:val="en-US"/>
         </w:rPr>
         <w:t xml:space="preserve">เพื่อพัฒนาระบบตรวจจับการล้มโดยใช้เทคโนโลยีระบุพิกัด </w:t>
       </w:r>
@@ -620,7 +601,6 @@
           <w:sz w:val="32"/>
           <w:szCs w:val="32"/>
           <w:cs/>
-          <w:lang w:val="en-US"/>
         </w:rPr>
         <w:t>มิติ (</w:t>
       </w:r>
@@ -638,7 +618,6 @@
           <w:sz w:val="32"/>
           <w:szCs w:val="32"/>
           <w:cs/>
-          <w:lang w:val="en-US"/>
         </w:rPr>
         <w:t>ผ่านการวิเคราะห์ข้อมูลสถานะช่องสัญญาณวิทยุ (</w:t>
       </w:r>
@@ -673,13 +652,6 @@
           <w:szCs w:val="32"/>
         </w:rPr>
         <w:tab/>
-      </w:r>
-      <w:r>
-        <w:rPr>
-          <w:rFonts w:ascii="TH Sarabun New" w:hAnsi="TH Sarabun New" w:cs="TH Sarabun New"/>
-          <w:sz w:val="32"/>
-          <w:szCs w:val="32"/>
-        </w:rPr>
         <w:t xml:space="preserve">1.2.2 </w:t>
       </w:r>
       <w:r>
@@ -688,7 +660,6 @@
           <w:sz w:val="32"/>
           <w:szCs w:val="32"/>
           <w:cs/>
-          <w:lang w:val="en-US"/>
         </w:rPr>
         <w:t xml:space="preserve">เพื่อประยุกต์ใช้โมเดลปัญญาประดิษฐ์สถาปัตยกรรม </w:t>
       </w:r>
@@ -706,7 +677,6 @@
           <w:sz w:val="32"/>
           <w:szCs w:val="32"/>
           <w:cs/>
-          <w:lang w:val="en-US"/>
         </w:rPr>
         <w:t>ในการทำนายพิกัดจุดศูนย์กลางมวล (</w:t>
       </w:r>
@@ -724,7 +694,6 @@
           <w:sz w:val="32"/>
           <w:szCs w:val="32"/>
           <w:cs/>
-          <w:lang w:val="en-US"/>
         </w:rPr>
         <w:t>ของบุคคลจากข้อมูลอนุกรมเวลา (</w:t>
       </w:r>
@@ -759,13 +728,6 @@
           <w:szCs w:val="32"/>
         </w:rPr>
         <w:tab/>
-      </w:r>
-      <w:r>
-        <w:rPr>
-          <w:rFonts w:ascii="TH Sarabun New" w:hAnsi="TH Sarabun New" w:cs="TH Sarabun New"/>
-          <w:sz w:val="32"/>
-          <w:szCs w:val="32"/>
-        </w:rPr>
         <w:t xml:space="preserve">1.2.3 </w:t>
       </w:r>
       <w:r>
@@ -774,7 +736,6 @@
           <w:sz w:val="32"/>
           <w:szCs w:val="32"/>
           <w:cs/>
-          <w:lang w:val="en-US"/>
         </w:rPr>
         <w:t>เพื่อสร้างเว็บแอปพลิเคชันสำหรับติดตามพิกัดตำแหน่งแบบเรียลไทม์และแจ้งเตือนเมื่อเกิดเหตุการณ์ล้ม</w:t>
       </w:r>
@@ -794,7 +755,6 @@
           <w:bCs/>
           <w:sz w:val="32"/>
           <w:szCs w:val="32"/>
-          <w:lang w:val="en-US"/>
         </w:rPr>
       </w:pPr>
     </w:p>
@@ -813,7 +773,6 @@
           <w:bCs/>
           <w:sz w:val="32"/>
           <w:szCs w:val="32"/>
-          <w:lang w:val="en-US"/>
         </w:rPr>
       </w:pPr>
       <w:r>
@@ -823,7 +782,6 @@
           <w:bCs/>
           <w:sz w:val="32"/>
           <w:szCs w:val="32"/>
-          <w:lang w:val="en-US"/>
         </w:rPr>
         <w:t xml:space="preserve">1.3 </w:t>
       </w:r>
@@ -835,7 +793,6 @@
           <w:sz w:val="32"/>
           <w:szCs w:val="32"/>
           <w:cs/>
-          <w:lang w:val="en-US"/>
         </w:rPr>
         <w:t>ขอบเขต</w:t>
       </w:r>
@@ -861,7 +818,6 @@
           <w:sz w:val="32"/>
           <w:szCs w:val="32"/>
           <w:cs/>
-          <w:lang w:val="en-US"/>
         </w:rPr>
         <w:t>ด้านฮาร์ดแวร์ (</w:t>
       </w:r>
@@ -899,7 +855,6 @@
           <w:sz w:val="32"/>
           <w:szCs w:val="32"/>
           <w:cs/>
-          <w:lang w:val="en-US"/>
         </w:rPr>
         <w:t xml:space="preserve">ใช้บอร์ดไมโครคอนโทรลเลอร์ </w:t>
       </w:r>
@@ -917,7 +872,6 @@
           <w:sz w:val="32"/>
           <w:szCs w:val="32"/>
           <w:cs/>
-          <w:lang w:val="en-US"/>
         </w:rPr>
         <w:t xml:space="preserve">จำนวน </w:t>
       </w:r>
@@ -935,7 +889,6 @@
           <w:sz w:val="32"/>
           <w:szCs w:val="32"/>
           <w:cs/>
-          <w:lang w:val="en-US"/>
         </w:rPr>
         <w:t>บอร์ด ในการเก็บข้อมูล โดยแบ่งเป็นตัวส่งสัญญาณ (</w:t>
       </w:r>
@@ -953,7 +906,6 @@
           <w:sz w:val="32"/>
           <w:szCs w:val="32"/>
           <w:cs/>
-          <w:lang w:val="en-US"/>
         </w:rPr>
         <w:t>บอร์ด และตัวรับสัญญาณ (</w:t>
       </w:r>
@@ -971,7 +923,6 @@
           <w:sz w:val="32"/>
           <w:szCs w:val="32"/>
           <w:cs/>
-          <w:lang w:val="en-US"/>
         </w:rPr>
         <w:t>บอร์ด</w:t>
       </w:r>
@@ -1001,7 +952,6 @@
           <w:sz w:val="32"/>
           <w:szCs w:val="32"/>
           <w:cs/>
-          <w:lang w:val="en-US"/>
         </w:rPr>
         <w:t xml:space="preserve">ระบบประมวลผลการเคลื่อนไหวผ่านคลื่น </w:t>
       </w:r>
@@ -1019,7 +969,6 @@
           <w:sz w:val="32"/>
           <w:szCs w:val="32"/>
           <w:cs/>
-          <w:lang w:val="en-US"/>
         </w:rPr>
         <w:t>โดยปราศจากการใช้กล้องวงจรปิด (</w:t>
       </w:r>
@@ -1037,7 +986,6 @@
           <w:sz w:val="32"/>
           <w:szCs w:val="32"/>
           <w:cs/>
-          <w:lang w:val="en-US"/>
         </w:rPr>
         <w:t>เพื่อรักษาความเป็นส่วนตัวของผู้ใช้งาน</w:t>
       </w:r>
@@ -1063,7 +1011,6 @@
           <w:sz w:val="32"/>
           <w:szCs w:val="32"/>
           <w:cs/>
-          <w:lang w:val="en-US"/>
         </w:rPr>
         <w:t>ด้านซอฟต์แวร์และปัญญาประดิษฐ์ (</w:t>
       </w:r>
@@ -1101,7 +1048,6 @@
           <w:sz w:val="32"/>
           <w:szCs w:val="32"/>
           <w:cs/>
-          <w:lang w:val="en-US"/>
         </w:rPr>
         <w:t>โมเดลปัญญาประดิษฐ์ประมวลผลบนเครื่องคอมพิวเตอร์ประสิทธิภาพสูง (</w:t>
       </w:r>
@@ -1139,7 +1085,6 @@
           <w:sz w:val="32"/>
           <w:szCs w:val="32"/>
           <w:cs/>
-          <w:lang w:val="en-US"/>
         </w:rPr>
         <w:t xml:space="preserve">โมเดลสามารถทำนายพิกัด </w:t>
       </w:r>
@@ -1157,7 +1102,6 @@
           <w:sz w:val="32"/>
           <w:szCs w:val="32"/>
           <w:cs/>
-          <w:lang w:val="en-US"/>
         </w:rPr>
         <w:t xml:space="preserve">มิติ (แกน </w:t>
       </w:r>
@@ -1175,7 +1119,6 @@
           <w:sz w:val="32"/>
           <w:szCs w:val="32"/>
           <w:cs/>
-          <w:lang w:val="en-US"/>
         </w:rPr>
         <w:t>โดยระบุเป็นจุดศูนย์กลางมวล (</w:t>
       </w:r>
@@ -1193,7 +1136,6 @@
           <w:sz w:val="32"/>
           <w:szCs w:val="32"/>
           <w:cs/>
-          <w:lang w:val="en-US"/>
         </w:rPr>
         <w:t xml:space="preserve">จำนวน </w:t>
       </w:r>
@@ -1211,7 +1153,6 @@
           <w:sz w:val="32"/>
           <w:szCs w:val="32"/>
           <w:cs/>
-          <w:lang w:val="en-US"/>
         </w:rPr>
         <w:t xml:space="preserve">จุด ต่อ </w:t>
       </w:r>
@@ -1229,7 +1170,6 @@
           <w:sz w:val="32"/>
           <w:szCs w:val="32"/>
           <w:cs/>
-          <w:lang w:val="en-US"/>
         </w:rPr>
         <w:t>บุคคล</w:t>
       </w:r>
@@ -1259,7 +1199,6 @@
           <w:sz w:val="32"/>
           <w:szCs w:val="32"/>
           <w:cs/>
-          <w:lang w:val="en-US"/>
         </w:rPr>
         <w:t>ระบบมีกระบวนการหักล้างสัญญาณพื้นหลัง (</w:t>
       </w:r>
@@ -1277,7 +1216,6 @@
           <w:sz w:val="32"/>
           <w:szCs w:val="32"/>
           <w:cs/>
-          <w:lang w:val="en-US"/>
         </w:rPr>
         <w:t>เพื่อลดสัญญาณรบกวนและรองรับการทำงานในสภาพแวดล้อมที่เปลี่ยนแปลง</w:t>
       </w:r>
@@ -1303,7 +1241,6 @@
           <w:sz w:val="32"/>
           <w:szCs w:val="32"/>
           <w:cs/>
-          <w:lang w:val="en-US"/>
         </w:rPr>
         <w:t>ด้านการแสดงผล (</w:t>
       </w:r>
@@ -1341,7 +1278,6 @@
           <w:sz w:val="32"/>
           <w:szCs w:val="32"/>
           <w:cs/>
-          <w:lang w:val="en-US"/>
         </w:rPr>
         <w:t>เว็บแอปพลิเคชันสามารถรับและแสดงผลพิกัดได้แบบเรียลไทม์</w:t>
       </w:r>
@@ -1371,7 +1307,6 @@
           <w:sz w:val="32"/>
           <w:szCs w:val="32"/>
           <w:cs/>
-          <w:lang w:val="en-US"/>
         </w:rPr>
         <w:t xml:space="preserve">ระบบสามารถประเมินและแจ้งเตือนการล้มได้ เมื่อพิกัดความสูง (แกน </w:t>
       </w:r>
@@ -1389,7 +1324,6 @@
           <w:sz w:val="32"/>
           <w:szCs w:val="32"/>
           <w:cs/>
-          <w:lang w:val="en-US"/>
         </w:rPr>
         <w:t>ลดลงต่ำกว่าเกณฑ์ที่กำหนด</w:t>
       </w:r>
@@ -1409,7 +1343,6 @@
           <w:bCs/>
           <w:sz w:val="32"/>
           <w:szCs w:val="32"/>
-          <w:lang w:val="en-US"/>
         </w:rPr>
       </w:pPr>
     </w:p>
@@ -1428,7 +1361,6 @@
           <w:bCs/>
           <w:sz w:val="32"/>
           <w:szCs w:val="32"/>
-          <w:lang w:val="en-US"/>
         </w:rPr>
       </w:pPr>
       <w:r>
@@ -1438,7 +1370,6 @@
           <w:bCs/>
           <w:sz w:val="32"/>
           <w:szCs w:val="32"/>
-          <w:lang w:val="en-US"/>
         </w:rPr>
         <w:lastRenderedPageBreak/>
         <w:t xml:space="preserve">1.4 </w:t>
@@ -1451,7 +1382,6 @@
           <w:sz w:val="32"/>
           <w:szCs w:val="32"/>
           <w:cs/>
-          <w:lang w:val="en-US"/>
         </w:rPr>
         <w:t>ประโยชน์ที่คาดว่าจะได้รับ</w:t>
       </w:r>
@@ -1681,7 +1611,7 @@
         <w:contextualSpacing/>
         <w:jc w:val="thaiDistribute"/>
         <w:rPr>
-          <w:rFonts w:ascii="TH Sarabun New" w:hAnsi="TH Sarabun New" w:cs="TH Sarabun New" w:hint="cs"/>
+          <w:rFonts w:ascii="TH Sarabun New" w:hAnsi="TH Sarabun New" w:cs="TH Sarabun New"/>
           <w:sz w:val="32"/>
           <w:szCs w:val="32"/>
           <w:cs/>
@@ -2334,7 +2264,7 @@
         <w:kern w:val="2"/>
         <w:sz w:val="24"/>
         <w:szCs w:val="30"/>
-        <w:lang w:val="en-TH" w:eastAsia="en-US" w:bidi="th-TH"/>
+        <w:lang w:val="en-US" w:eastAsia="en-US" w:bidi="th-TH"/>
         <w14:ligatures w14:val="standardContextual"/>
       </w:rPr>
     </w:rPrDefault>
@@ -2930,6 +2860,7 @@
   <w:style w:type="character" w:default="1" w:styleId="DefaultParagraphFont">
     <w:name w:val="Default Paragraph Font"/>
     <w:uiPriority w:val="1"/>
+    <w:semiHidden/>
     <w:unhideWhenUsed/>
   </w:style>
   <w:style w:type="table" w:default="1" w:styleId="TableNormal">

--- a/บทที่ 1.docx
+++ b/บทที่ 1.docx
@@ -4,25 +4,16 @@
   <w:body>
     <w:p>
       <w:pPr>
-        <w:rPr>
-          <w:rFonts w:ascii="TH Sarabun New" w:eastAsia="Times New Roman" w:hAnsi="TH Sarabun New" w:cs="TH Sarabun New" w:hint="cs"/>
-          <w:kern w:val="0"/>
-          <w:sz w:val="32"/>
-          <w:szCs w:val="32"/>
-          <w:cs/>
-          <w14:ligatures w14:val="none"/>
-        </w:rPr>
-      </w:pPr>
-      <w:r>
-        <w:rPr>
-          <w:rFonts w:ascii="TH Sarabun New" w:hAnsi="TH Sarabun New" w:cs="TH Sarabun New" w:hint="cs"/>
+        <w:spacing w:after="0" w:line="240" w:lineRule="auto"/>
+        <w:jc w:val="center"/>
+        <w:rPr>
+          <w:rFonts w:ascii="TH Sarabun New" w:hAnsi="TH Sarabun New" w:cs="TH Sarabun New"/>
           <w:b/>
           <w:bCs/>
           <w:sz w:val="32"/>
           <w:szCs w:val="32"/>
         </w:rPr>
-        <w:t xml:space="preserve">1.1 </w:t>
-      </w:r>
+      </w:pPr>
       <w:r>
         <w:rPr>
           <w:rFonts w:ascii="TH Sarabun New" w:hAnsi="TH Sarabun New" w:cs="TH Sarabun New" w:hint="cs"/>
@@ -32,18 +23,22 @@
           <w:szCs w:val="32"/>
           <w:cs/>
         </w:rPr>
-        <w:t>ความเป็นมาและความสำคัญ</w:t>
-      </w:r>
-      <w:r>
+        <w:t>บทที่ 1</w:t>
+      </w:r>
+    </w:p>
+    <w:p>
+      <w:pPr>
+        <w:spacing w:after="0" w:line="240" w:lineRule="auto"/>
+        <w:jc w:val="center"/>
         <w:rPr>
           <w:rFonts w:ascii="TH Sarabun New" w:hAnsi="TH Sarabun New" w:cs="TH Sarabun New"/>
           <w:b/>
           <w:bCs/>
           <w:sz w:val="32"/>
           <w:szCs w:val="32"/>
-        </w:rPr>
-        <w:t xml:space="preserve"> </w:t>
-      </w:r>
+          <w:cs/>
+        </w:rPr>
+      </w:pPr>
       <w:r>
         <w:rPr>
           <w:rFonts w:ascii="TH Sarabun New" w:hAnsi="TH Sarabun New" w:cs="TH Sarabun New" w:hint="cs"/>
@@ -53,17 +48,225 @@
           <w:szCs w:val="32"/>
           <w:cs/>
         </w:rPr>
-        <w:t>ทดสอบ</w:t>
+        <w:t>บทนำ</w:t>
       </w:r>
     </w:p>
     <w:p>
       <w:pPr>
+        <w:tabs>
+          <w:tab w:val="left" w:pos="567"/>
+          <w:tab w:val="left" w:pos="851"/>
+          <w:tab w:val="left" w:pos="1134"/>
+          <w:tab w:val="left" w:pos="1418"/>
+          <w:tab w:val="left" w:pos="1701"/>
+        </w:tabs>
+        <w:spacing w:after="0" w:line="240" w:lineRule="auto"/>
+        <w:rPr>
+          <w:rFonts w:ascii="TH Sarabun New" w:eastAsia="Times New Roman" w:hAnsi="TH Sarabun New" w:cs="TH Sarabun New"/>
+          <w:kern w:val="0"/>
+          <w:sz w:val="32"/>
+          <w:szCs w:val="32"/>
+          <w:cs/>
+          <w14:ligatures w14:val="none"/>
+        </w:rPr>
+      </w:pPr>
+      <w:r>
+        <w:rPr>
+          <w:rFonts w:ascii="TH Sarabun New" w:hAnsi="TH Sarabun New" w:cs="TH Sarabun New" w:hint="cs"/>
+          <w:b/>
+          <w:bCs/>
+          <w:sz w:val="32"/>
+          <w:szCs w:val="32"/>
+        </w:rPr>
+        <w:t xml:space="preserve">1.1 </w:t>
+      </w:r>
+      <w:r>
+        <w:rPr>
+          <w:rFonts w:ascii="TH Sarabun New" w:hAnsi="TH Sarabun New" w:cs="TH Sarabun New"/>
+          <w:b/>
+          <w:bCs/>
+          <w:sz w:val="32"/>
+          <w:szCs w:val="32"/>
+          <w:cs/>
+        </w:rPr>
+        <w:tab/>
+      </w:r>
+      <w:r>
+        <w:rPr>
+          <w:rFonts w:ascii="TH Sarabun New" w:hAnsi="TH Sarabun New" w:cs="TH Sarabun New" w:hint="cs"/>
+          <w:b/>
+          <w:bCs/>
+          <w:sz w:val="32"/>
+          <w:szCs w:val="32"/>
+          <w:cs/>
+        </w:rPr>
+        <w:t>ความเป็นมาและความสำคัญ</w:t>
+      </w:r>
+    </w:p>
+    <w:p>
+      <w:pPr>
+        <w:pStyle w:val="NormalWeb"/>
+        <w:tabs>
+          <w:tab w:val="left" w:pos="567"/>
+          <w:tab w:val="left" w:pos="851"/>
+          <w:tab w:val="left" w:pos="1134"/>
+          <w:tab w:val="left" w:pos="1418"/>
+        </w:tabs>
+        <w:spacing w:before="0" w:beforeAutospacing="0" w:after="0" w:afterAutospacing="0"/>
+        <w:contextualSpacing/>
+        <w:jc w:val="thaiDistribute"/>
+        <w:rPr>
+          <w:rFonts w:ascii="TH Sarabun New" w:hAnsi="TH Sarabun New" w:cs="TH Sarabun New"/>
+          <w:sz w:val="32"/>
+          <w:szCs w:val="32"/>
+        </w:rPr>
+      </w:pPr>
+      <w:r>
+        <w:rPr>
+          <w:rFonts w:ascii="TH Sarabun New" w:hAnsi="TH Sarabun New" w:cs="TH Sarabun New"/>
+          <w:sz w:val="32"/>
+          <w:szCs w:val="32"/>
+          <w:cs/>
+        </w:rPr>
+        <w:tab/>
+      </w:r>
+      <w:r>
+        <w:rPr>
+          <w:rFonts w:ascii="TH Sarabun New" w:hAnsi="TH Sarabun New" w:cs="TH Sarabun New" w:hint="cs"/>
+          <w:sz w:val="32"/>
+          <w:szCs w:val="32"/>
+          <w:cs/>
+        </w:rPr>
+        <w:t>ในปัจจุบันหลายประเทศทั่วโลกกำลังเผชิญกับการเปลี่ยนแปลงโครงสร้างประชากร โดยเฉพาะประเทศญี่ปุ่นที่ก้าวเข้าสู่สังคมผู้สูงอายุระดับสุดยอด (</w:t>
+      </w:r>
+      <w:r>
+        <w:rPr>
+          <w:rFonts w:ascii="TH Sarabun New" w:hAnsi="TH Sarabun New" w:cs="TH Sarabun New" w:hint="cs"/>
+          <w:sz w:val="32"/>
+          <w:szCs w:val="32"/>
+        </w:rPr>
+        <w:t xml:space="preserve">Super-Aged Society) </w:t>
+      </w:r>
+      <w:r>
+        <w:rPr>
+          <w:rFonts w:ascii="TH Sarabun New" w:hAnsi="TH Sarabun New" w:cs="TH Sarabun New" w:hint="cs"/>
+          <w:sz w:val="32"/>
+          <w:szCs w:val="32"/>
+          <w:cs/>
+        </w:rPr>
+        <w:t xml:space="preserve">ซึ่งมีประชากรผู้สูงอายุคิดเป็นร้อยละ </w:t>
+      </w:r>
+      <w:r>
+        <w:rPr>
+          <w:rFonts w:ascii="TH Sarabun New" w:hAnsi="TH Sarabun New" w:cs="TH Sarabun New" w:hint="cs"/>
+          <w:sz w:val="32"/>
+          <w:szCs w:val="32"/>
+        </w:rPr>
+        <w:t xml:space="preserve">29.1 </w:t>
+      </w:r>
+      <w:r>
+        <w:rPr>
+          <w:rFonts w:ascii="TH Sarabun New" w:hAnsi="TH Sarabun New" w:cs="TH Sarabun New" w:hint="cs"/>
+          <w:sz w:val="32"/>
+          <w:szCs w:val="32"/>
+          <w:cs/>
+        </w:rPr>
+        <w:t>ของประชากรทั้งหมด (กระทรวงกิจการภายในประเทศและการสื่อสารของญี่ปุ่น</w:t>
+      </w:r>
+      <w:r>
+        <w:rPr>
+          <w:rFonts w:ascii="TH Sarabun New" w:hAnsi="TH Sarabun New" w:cs="TH Sarabun New" w:hint="cs"/>
+          <w:sz w:val="32"/>
+          <w:szCs w:val="32"/>
+        </w:rPr>
+        <w:t xml:space="preserve">, 2566) </w:t>
+      </w:r>
+      <w:r>
+        <w:rPr>
+          <w:rFonts w:ascii="TH Sarabun New" w:hAnsi="TH Sarabun New" w:cs="TH Sarabun New" w:hint="cs"/>
+          <w:sz w:val="32"/>
+          <w:szCs w:val="32"/>
+          <w:cs/>
+        </w:rPr>
+        <w:t xml:space="preserve">โดยผู้สูงอายุส่วนใหญ่มักอาศัยอยู่ลำพัง ในขณะเดียวกันประเทศญี่ปุ่นกลับประสบปัญหาขาดแคลนบุคลากรทางการแพทย์และผู้ดูแลผู้สูงอายุกว่า </w:t>
+      </w:r>
+      <w:r>
+        <w:rPr>
+          <w:rFonts w:ascii="TH Sarabun New" w:hAnsi="TH Sarabun New" w:cs="TH Sarabun New" w:hint="cs"/>
+          <w:sz w:val="32"/>
+          <w:szCs w:val="32"/>
+        </w:rPr>
+        <w:t xml:space="preserve">270,000 </w:t>
+      </w:r>
+      <w:r>
+        <w:rPr>
+          <w:rFonts w:ascii="TH Sarabun New" w:hAnsi="TH Sarabun New" w:cs="TH Sarabun New" w:hint="cs"/>
+          <w:sz w:val="32"/>
+          <w:szCs w:val="32"/>
+          <w:cs/>
+        </w:rPr>
+        <w:t>คน ทำให้เมื่อคนชราเกิดอุบัติเหตุ การเข้าถึงการช่วยเหลือจึงเป็นไปอย่างล่าช้า ทั้งนี้ ในทางการแพทย์มีช่วงเวลาสำคัญที่เรียกว่า "</w:t>
+      </w:r>
+      <w:r>
+        <w:rPr>
+          <w:rFonts w:ascii="TH Sarabun New" w:hAnsi="TH Sarabun New" w:cs="TH Sarabun New" w:hint="cs"/>
+          <w:sz w:val="32"/>
+          <w:szCs w:val="32"/>
+        </w:rPr>
+        <w:t xml:space="preserve">Golden Hour" </w:t>
+      </w:r>
+      <w:r>
+        <w:rPr>
+          <w:rFonts w:ascii="TH Sarabun New" w:hAnsi="TH Sarabun New" w:cs="TH Sarabun New" w:hint="cs"/>
+          <w:sz w:val="32"/>
+          <w:szCs w:val="32"/>
+          <w:cs/>
+        </w:rPr>
+        <w:t xml:space="preserve">ซึ่งหากผู้ที่หกล้มไม่ได้รับการช่วยเหลืออย่างทันท่วงที จะมีอัตราการเสียชีวิตหรือทุพพลภาพถาวรสูงมาก สำหรับประเทศไทยเองก็กำลังก้าวเข้าสู่สังคมผู้สูงอายุอย่างเต็มรูปแบบเช่นกัน เนื่องจากอัตราการเกิดที่ลดลงอย่างต่อเนื่อง โดยในปี </w:t>
+      </w:r>
+      <w:r>
+        <w:rPr>
+          <w:rFonts w:ascii="TH Sarabun New" w:hAnsi="TH Sarabun New" w:cs="TH Sarabun New" w:hint="cs"/>
+          <w:sz w:val="32"/>
+          <w:szCs w:val="32"/>
+        </w:rPr>
+        <w:t xml:space="preserve">2566 </w:t>
+      </w:r>
+      <w:r>
+        <w:rPr>
+          <w:rFonts w:ascii="TH Sarabun New" w:hAnsi="TH Sarabun New" w:cs="TH Sarabun New" w:hint="cs"/>
+          <w:sz w:val="32"/>
+          <w:szCs w:val="32"/>
+          <w:cs/>
+        </w:rPr>
+        <w:t xml:space="preserve">มีเด็กเกิดใหม่เพียงราว </w:t>
+      </w:r>
+      <w:r>
+        <w:rPr>
+          <w:rFonts w:ascii="TH Sarabun New" w:hAnsi="TH Sarabun New" w:cs="TH Sarabun New" w:hint="cs"/>
+          <w:sz w:val="32"/>
+          <w:szCs w:val="32"/>
+        </w:rPr>
+        <w:t xml:space="preserve">5 </w:t>
+      </w:r>
+      <w:r>
+        <w:rPr>
+          <w:rFonts w:ascii="TH Sarabun New" w:hAnsi="TH Sarabun New" w:cs="TH Sarabun New" w:hint="cs"/>
+          <w:sz w:val="32"/>
+          <w:szCs w:val="32"/>
+          <w:cs/>
+        </w:rPr>
+        <w:t>แสนคน การดูแลและใส่ใจความปลอดภัยของคนชราจึงเป็นประเด็นเร่งด่วนระดับประเทศ</w:t>
+      </w:r>
+    </w:p>
+    <w:p>
+      <w:pPr>
         <w:pStyle w:val="NormalWeb"/>
         <w:tabs>
           <w:tab w:val="left" w:pos="567"/>
           <w:tab w:val="left" w:pos="1134"/>
-          <w:tab w:val="left" w:pos="1418"/>
-        </w:tabs>
+        </w:tabs>
+        <w:spacing w:before="0" w:beforeAutospacing="0" w:after="0" w:afterAutospacing="0"/>
         <w:contextualSpacing/>
         <w:jc w:val="thaiDistribute"/>
         <w:rPr>
@@ -77,129 +280,110 @@
           <w:rFonts w:ascii="TH Sarabun New" w:hAnsi="TH Sarabun New" w:cs="TH Sarabun New" w:hint="cs"/>
           <w:sz w:val="32"/>
           <w:szCs w:val="32"/>
-          <w:cs/>
         </w:rPr>
         <w:tab/>
-        <w:t>ในปัจจุบันหลายประเทศทั่วโลกกำลังเผชิญกับการเปลี่ยนแปลงโครงสร้างประชากร โดยเฉพาะประเทศญี่ปุ่นที่ก้าวเข้าสู่สังคมผู้สูงอายุระดับสุดยอด (</w:t>
-      </w:r>
-      <w:r>
-        <w:rPr>
-          <w:rFonts w:ascii="TH Sarabun New" w:hAnsi="TH Sarabun New" w:cs="TH Sarabun New" w:hint="cs"/>
-          <w:sz w:val="32"/>
-          <w:szCs w:val="32"/>
-        </w:rPr>
-        <w:t xml:space="preserve">Super-Aged Society) </w:t>
-      </w:r>
-      <w:r>
-        <w:rPr>
-          <w:rFonts w:ascii="TH Sarabun New" w:hAnsi="TH Sarabun New" w:cs="TH Sarabun New" w:hint="cs"/>
-          <w:sz w:val="32"/>
-          <w:szCs w:val="32"/>
-          <w:cs/>
-        </w:rPr>
-        <w:t xml:space="preserve">ซึ่งมีประชากรผู้สูงอายุคิดเป็นร้อยละ </w:t>
-      </w:r>
-      <w:r>
-        <w:rPr>
-          <w:rFonts w:ascii="TH Sarabun New" w:hAnsi="TH Sarabun New" w:cs="TH Sarabun New" w:hint="cs"/>
-          <w:sz w:val="32"/>
-          <w:szCs w:val="32"/>
-        </w:rPr>
-        <w:t xml:space="preserve">29.1 </w:t>
-      </w:r>
-      <w:r>
-        <w:rPr>
-          <w:rFonts w:ascii="TH Sarabun New" w:hAnsi="TH Sarabun New" w:cs="TH Sarabun New" w:hint="cs"/>
-          <w:sz w:val="32"/>
-          <w:szCs w:val="32"/>
-          <w:cs/>
-        </w:rPr>
-        <w:t>ของประชากรทั้งหมด (กระทรวงกิจการภายในประเทศและการสื่อสารของญี่ปุ่น</w:t>
-      </w:r>
-      <w:r>
-        <w:rPr>
-          <w:rFonts w:ascii="TH Sarabun New" w:hAnsi="TH Sarabun New" w:cs="TH Sarabun New" w:hint="cs"/>
-          <w:sz w:val="32"/>
-          <w:szCs w:val="32"/>
-        </w:rPr>
-        <w:t xml:space="preserve">, 2566) </w:t>
-      </w:r>
-      <w:r>
-        <w:rPr>
-          <w:rFonts w:ascii="TH Sarabun New" w:hAnsi="TH Sarabun New" w:cs="TH Sarabun New" w:hint="cs"/>
-          <w:sz w:val="32"/>
-          <w:szCs w:val="32"/>
-          <w:cs/>
-        </w:rPr>
-        <w:t xml:space="preserve">โดยผู้สูงอายุส่วนใหญ่มักอาศัยอยู่ลำพัง ในขณะเดียวกันประเทศญี่ปุ่นกลับประสบปัญหาขาดแคลนบุคลากรทางการแพทย์และผู้ดูแลผู้สูงอายุกว่า </w:t>
-      </w:r>
-      <w:r>
-        <w:rPr>
-          <w:rFonts w:ascii="TH Sarabun New" w:hAnsi="TH Sarabun New" w:cs="TH Sarabun New" w:hint="cs"/>
-          <w:sz w:val="32"/>
-          <w:szCs w:val="32"/>
-        </w:rPr>
-        <w:t xml:space="preserve">270,000 </w:t>
-      </w:r>
-      <w:r>
-        <w:rPr>
-          <w:rFonts w:ascii="TH Sarabun New" w:hAnsi="TH Sarabun New" w:cs="TH Sarabun New" w:hint="cs"/>
-          <w:sz w:val="32"/>
-          <w:szCs w:val="32"/>
-          <w:cs/>
-        </w:rPr>
-        <w:t>คน ทำให้เมื่อคนชราเกิดอุบัติเหตุ การเข้าถึงการช่วยเหลือจึงเป็นไปอย่างล่าช้า ทั้งนี้ ในทางการแพทย์มีช่วงเวลาสำคัญที่เรียกว่า "</w:t>
-      </w:r>
-      <w:r>
-        <w:rPr>
-          <w:rFonts w:ascii="TH Sarabun New" w:hAnsi="TH Sarabun New" w:cs="TH Sarabun New" w:hint="cs"/>
-          <w:sz w:val="32"/>
-          <w:szCs w:val="32"/>
-        </w:rPr>
-        <w:t xml:space="preserve">Golden Hour" </w:t>
-      </w:r>
-      <w:r>
-        <w:rPr>
-          <w:rFonts w:ascii="TH Sarabun New" w:hAnsi="TH Sarabun New" w:cs="TH Sarabun New" w:hint="cs"/>
-          <w:sz w:val="32"/>
-          <w:szCs w:val="32"/>
-          <w:cs/>
-        </w:rPr>
-        <w:t xml:space="preserve">ซึ่งหากผู้ที่หกล้มไม่ได้รับการช่วยเหลืออย่างทันท่วงที จะมีอัตราการเสียชีวิตหรือทุพพลภาพถาวรสูงมาก สำหรับประเทศไทยเองก็กำลังก้าวเข้าสู่สังคมผู้สูงอายุอย่างเต็มรูปแบบเช่นกัน เนื่องจากอัตราการเกิดที่ลดลงอย่างต่อเนื่อง โดยในปี </w:t>
-      </w:r>
-      <w:r>
-        <w:rPr>
-          <w:rFonts w:ascii="TH Sarabun New" w:hAnsi="TH Sarabun New" w:cs="TH Sarabun New" w:hint="cs"/>
-          <w:sz w:val="32"/>
-          <w:szCs w:val="32"/>
-        </w:rPr>
-        <w:t xml:space="preserve">2566 </w:t>
-      </w:r>
-      <w:r>
-        <w:rPr>
-          <w:rFonts w:ascii="TH Sarabun New" w:hAnsi="TH Sarabun New" w:cs="TH Sarabun New" w:hint="cs"/>
-          <w:sz w:val="32"/>
-          <w:szCs w:val="32"/>
-          <w:cs/>
-        </w:rPr>
-        <w:t xml:space="preserve">มีเด็กเกิดใหม่เพียงราว </w:t>
-      </w:r>
-      <w:r>
-        <w:rPr>
-          <w:rFonts w:ascii="TH Sarabun New" w:hAnsi="TH Sarabun New" w:cs="TH Sarabun New" w:hint="cs"/>
-          <w:sz w:val="32"/>
-          <w:szCs w:val="32"/>
-        </w:rPr>
-        <w:t xml:space="preserve">5 </w:t>
-      </w:r>
-      <w:r>
-        <w:rPr>
-          <w:rFonts w:ascii="TH Sarabun New" w:hAnsi="TH Sarabun New" w:cs="TH Sarabun New" w:hint="cs"/>
-          <w:sz w:val="32"/>
-          <w:szCs w:val="32"/>
-          <w:cs/>
-        </w:rPr>
-        <w:t>แสนคน การดูแลและใส่ใจความปลอดภัยของคนชราจึงเป็นประเด็นเร่งด่วนระดับประเทศ</w:t>
+      </w:r>
+      <w:r>
+        <w:rPr>
+          <w:rFonts w:ascii="TH Sarabun New" w:hAnsi="TH Sarabun New" w:cs="TH Sarabun New" w:hint="cs"/>
+          <w:sz w:val="32"/>
+          <w:szCs w:val="32"/>
+          <w:cs/>
+        </w:rPr>
+        <w:t xml:space="preserve">จากข้อมูลสถิติของกรมควบคุมโรค กระทรวงสาธารณสุข พบว่าในแต่ละปีมีผู้สูงอายุไทยหกล้มกว่า </w:t>
+      </w:r>
+      <w:r>
+        <w:rPr>
+          <w:rFonts w:ascii="TH Sarabun New" w:hAnsi="TH Sarabun New" w:cs="TH Sarabun New" w:hint="cs"/>
+          <w:sz w:val="32"/>
+          <w:szCs w:val="32"/>
+        </w:rPr>
+        <w:t xml:space="preserve">3 </w:t>
+      </w:r>
+      <w:r>
+        <w:rPr>
+          <w:rFonts w:ascii="TH Sarabun New" w:hAnsi="TH Sarabun New" w:cs="TH Sarabun New" w:hint="cs"/>
+          <w:sz w:val="32"/>
+          <w:szCs w:val="32"/>
+          <w:cs/>
+        </w:rPr>
+        <w:t xml:space="preserve">ล้านคน หรือคิดเป็นร้อยละ </w:t>
+      </w:r>
+      <w:r>
+        <w:rPr>
+          <w:rFonts w:ascii="TH Sarabun New" w:hAnsi="TH Sarabun New" w:cs="TH Sarabun New" w:hint="cs"/>
+          <w:sz w:val="32"/>
+          <w:szCs w:val="32"/>
+        </w:rPr>
+        <w:t xml:space="preserve">30 </w:t>
+      </w:r>
+      <w:r>
+        <w:rPr>
+          <w:rFonts w:ascii="TH Sarabun New" w:hAnsi="TH Sarabun New" w:cs="TH Sarabun New" w:hint="cs"/>
+          <w:sz w:val="32"/>
+          <w:szCs w:val="32"/>
+          <w:cs/>
+        </w:rPr>
+        <w:t>ของผู้สูงอายุทั้งหมด โดยสถานที่ที่เกิดอุบัติเหตุบ่อยครั้งที่สุดคือห้องน้ำ ปัจจุบันแม้จะมีการใช้เทคโนโลยีเข้ามาช่วยเฝ้าระวัง แต่ก็ยังมีข้อจำกัดที่สำคัญ เช่น การติดตั้งกล้อง</w:t>
+      </w:r>
+      <w:r>
+        <w:rPr>
+          <w:rFonts w:ascii="TH Sarabun New" w:hAnsi="TH Sarabun New" w:cs="TH Sarabun New"/>
+          <w:sz w:val="32"/>
+          <w:szCs w:val="32"/>
+        </w:rPr>
+        <w:br/>
+      </w:r>
+      <w:r>
+        <w:rPr>
+          <w:rFonts w:ascii="TH Sarabun New" w:hAnsi="TH Sarabun New" w:cs="TH Sarabun New" w:hint="cs"/>
+          <w:sz w:val="32"/>
+          <w:szCs w:val="32"/>
+          <w:cs/>
+        </w:rPr>
+        <w:t>วงจรปิด (</w:t>
+      </w:r>
+      <w:r>
+        <w:rPr>
+          <w:rFonts w:ascii="TH Sarabun New" w:hAnsi="TH Sarabun New" w:cs="TH Sarabun New" w:hint="cs"/>
+          <w:sz w:val="32"/>
+          <w:szCs w:val="32"/>
+        </w:rPr>
+        <w:t xml:space="preserve">CCTV) </w:t>
+      </w:r>
+      <w:r>
+        <w:rPr>
+          <w:rFonts w:ascii="TH Sarabun New" w:hAnsi="TH Sarabun New" w:cs="TH Sarabun New" w:hint="cs"/>
+          <w:sz w:val="32"/>
+          <w:szCs w:val="32"/>
+          <w:cs/>
+        </w:rPr>
+        <w:t>ที่ส่งผลกระทบโดยตรงต่อการละเมิดความเป็นส่วนตัว หรือการใช้อุปกรณ์สวมใส่</w:t>
+      </w:r>
+      <w:r>
+        <w:rPr>
+          <w:rFonts w:ascii="TH Sarabun New" w:hAnsi="TH Sarabun New" w:cs="TH Sarabun New" w:hint="cs"/>
+          <w:sz w:val="32"/>
+          <w:szCs w:val="32"/>
+        </w:rPr>
+        <w:t xml:space="preserve"> </w:t>
+      </w:r>
+      <w:r>
+        <w:rPr>
+          <w:rFonts w:ascii="TH Sarabun New" w:hAnsi="TH Sarabun New" w:cs="TH Sarabun New"/>
+          <w:sz w:val="32"/>
+          <w:szCs w:val="32"/>
+        </w:rPr>
+        <w:br/>
+      </w:r>
+      <w:r>
+        <w:rPr>
+          <w:rFonts w:ascii="TH Sarabun New" w:hAnsi="TH Sarabun New" w:cs="TH Sarabun New" w:hint="cs"/>
+          <w:sz w:val="32"/>
+          <w:szCs w:val="32"/>
+          <w:cs/>
+        </w:rPr>
+        <w:t>ที่ผู้สูงอายุมักลืมสวมใส่หรือแบตเตอรี่หมด</w:t>
       </w:r>
     </w:p>
     <w:p>
@@ -209,6 +393,7 @@
           <w:tab w:val="left" w:pos="567"/>
           <w:tab w:val="left" w:pos="1134"/>
         </w:tabs>
+        <w:spacing w:before="0" w:beforeAutospacing="0" w:after="0" w:afterAutospacing="0"/>
         <w:contextualSpacing/>
         <w:jc w:val="thaiDistribute"/>
         <w:rPr>
@@ -232,7 +417,41 @@
           <w:szCs w:val="32"/>
           <w:cs/>
         </w:rPr>
-        <w:t xml:space="preserve">จากข้อมูลสถิติของกรมควบคุมโรค กระทรวงสาธารณสุข พบว่าในแต่ละปีมีผู้สูงอายุไทยหกล้มกว่า </w:t>
+        <w:t>ด้วยเหตุนี้ คณะผู้จัดทำจึงมีแนวคิดที่จะพัฒนาระบบตรวจจับการล้มโดยอาศัยเทคโนโลยีการวิเคราะห์สถานะช่องสัญญาณวิทยุ (</w:t>
+      </w:r>
+      <w:r>
+        <w:rPr>
+          <w:rFonts w:ascii="TH Sarabun New" w:hAnsi="TH Sarabun New" w:cs="TH Sarabun New" w:hint="cs"/>
+          <w:sz w:val="32"/>
+          <w:szCs w:val="32"/>
+        </w:rPr>
+        <w:t xml:space="preserve">WiFi Channel State Information: CSI) </w:t>
+      </w:r>
+      <w:r>
+        <w:rPr>
+          <w:rFonts w:ascii="TH Sarabun New" w:hAnsi="TH Sarabun New" w:cs="TH Sarabun New" w:hint="cs"/>
+          <w:sz w:val="32"/>
+          <w:szCs w:val="32"/>
+          <w:cs/>
+        </w:rPr>
+        <w:t>ร่วมกับ</w:t>
+      </w:r>
+      <w:r>
+        <w:rPr>
+          <w:rFonts w:ascii="TH Sarabun New" w:hAnsi="TH Sarabun New" w:cs="TH Sarabun New" w:hint="cs"/>
+          <w:sz w:val="32"/>
+          <w:szCs w:val="32"/>
+        </w:rPr>
+        <w:t xml:space="preserve"> </w:t>
+      </w:r>
+      <w:r>
+        <w:rPr>
+          <w:rFonts w:ascii="TH Sarabun New" w:hAnsi="TH Sarabun New" w:cs="TH Sarabun New" w:hint="cs"/>
+          <w:sz w:val="32"/>
+          <w:szCs w:val="32"/>
+          <w:cs/>
+        </w:rPr>
+        <w:t xml:space="preserve">เทคโนโลยีการระบุพิกัด </w:t>
       </w:r>
       <w:r>
         <w:rPr>
@@ -249,58 +468,109 @@
           <w:szCs w:val="32"/>
           <w:cs/>
         </w:rPr>
-        <w:t xml:space="preserve">ล้านคน หรือคิดเป็นร้อยละ </w:t>
-      </w:r>
-      <w:r>
-        <w:rPr>
-          <w:rFonts w:ascii="TH Sarabun New" w:hAnsi="TH Sarabun New" w:cs="TH Sarabun New" w:hint="cs"/>
-          <w:sz w:val="32"/>
-          <w:szCs w:val="32"/>
-        </w:rPr>
-        <w:t xml:space="preserve">30 </w:t>
-      </w:r>
-      <w:r>
-        <w:rPr>
-          <w:rFonts w:ascii="TH Sarabun New" w:hAnsi="TH Sarabun New" w:cs="TH Sarabun New" w:hint="cs"/>
-          <w:sz w:val="32"/>
-          <w:szCs w:val="32"/>
-          <w:cs/>
-        </w:rPr>
-        <w:t>ของผู้สูงอายุทั้งหมด โดยสถานที่ที่เกิดอุบัติเหตุบ่อยครั้งที่สุดคือ "ห้องน้ำ" ปัจจุบันแม้จะมีการใช้เทคโนโลยีเข้ามาช่วยเฝ้าระวัง แต่ก็ยังมีข้อจำกัดที่สำคัญ เช่น การติดตั้งกล้องวงจรปิด (</w:t>
-      </w:r>
-      <w:r>
-        <w:rPr>
-          <w:rFonts w:ascii="TH Sarabun New" w:hAnsi="TH Sarabun New" w:cs="TH Sarabun New" w:hint="cs"/>
-          <w:sz w:val="32"/>
-          <w:szCs w:val="32"/>
-        </w:rPr>
-        <w:t xml:space="preserve">CCTV) </w:t>
-      </w:r>
-      <w:r>
-        <w:rPr>
-          <w:rFonts w:ascii="TH Sarabun New" w:hAnsi="TH Sarabun New" w:cs="TH Sarabun New" w:hint="cs"/>
-          <w:sz w:val="32"/>
-          <w:szCs w:val="32"/>
-          <w:cs/>
-        </w:rPr>
-        <w:t>ที่ส่งผลกระทบโดยตรงต่อการละเมิดความเป็นส่วนตัว หรือการใช้อุปกรณ์สวมใส่ (</w:t>
-      </w:r>
-      <w:r>
-        <w:rPr>
-          <w:rFonts w:ascii="TH Sarabun New" w:hAnsi="TH Sarabun New" w:cs="TH Sarabun New" w:hint="cs"/>
-          <w:sz w:val="32"/>
-          <w:szCs w:val="32"/>
-        </w:rPr>
-        <w:t xml:space="preserve">Wearable Devices) </w:t>
-      </w:r>
-      <w:r>
-        <w:rPr>
-          <w:rFonts w:ascii="TH Sarabun New" w:hAnsi="TH Sarabun New" w:cs="TH Sarabun New" w:hint="cs"/>
-          <w:sz w:val="32"/>
-          <w:szCs w:val="32"/>
-          <w:cs/>
-        </w:rPr>
-        <w:t>ที่ผู้สูงอายุมักลืมสวมใส่หรือแบตเตอรี่หมด ยิ่งไปกว่านั้น ระบบเซ็นเซอร์ตรวจจับการล้มแบบดั้งเดิมส่วนใหญ่มักแจ้งเตือนเพียงว่าเกิดการล้มขึ้น แต่ไม่สามารถระบุพิกัดตำแหน่งที่แน่ชัดได้ ทำให้ผู้ดูแลเสียเวลาในการค้นหา โดยเฉพาะในบ้านที่มีหลายห้องหรือพื้นที่ซับซ้อน</w:t>
+        <w:t>มิติ (</w:t>
+      </w:r>
+      <w:r>
+        <w:rPr>
+          <w:rFonts w:ascii="TH Sarabun New" w:hAnsi="TH Sarabun New" w:cs="TH Sarabun New" w:hint="cs"/>
+          <w:sz w:val="32"/>
+          <w:szCs w:val="32"/>
+        </w:rPr>
+        <w:t xml:space="preserve">3D Localization) </w:t>
+      </w:r>
+      <w:r>
+        <w:rPr>
+          <w:rFonts w:ascii="TH Sarabun New" w:hAnsi="TH Sarabun New" w:cs="TH Sarabun New" w:hint="cs"/>
+          <w:sz w:val="32"/>
+          <w:szCs w:val="32"/>
+          <w:cs/>
+        </w:rPr>
+        <w:t>เพื่อเข้ามาแก้ปัญหาและปิดจุดบอดของระบบเดิม ระบบดังกล่าวจะทำงานผ่านกลุ่มบอร์ดไมโครคอนโทรลเลอร์ความเร็วสูง (</w:t>
+      </w:r>
+      <w:r>
+        <w:rPr>
+          <w:rFonts w:ascii="TH Sarabun New" w:hAnsi="TH Sarabun New" w:cs="TH Sarabun New" w:hint="cs"/>
+          <w:sz w:val="32"/>
+          <w:szCs w:val="32"/>
+        </w:rPr>
+        <w:t xml:space="preserve">ESP32-S3) </w:t>
+      </w:r>
+      <w:r>
+        <w:rPr>
+          <w:rFonts w:ascii="TH Sarabun New" w:hAnsi="TH Sarabun New" w:cs="TH Sarabun New" w:hint="cs"/>
+          <w:sz w:val="32"/>
+          <w:szCs w:val="32"/>
+          <w:cs/>
+        </w:rPr>
+        <w:t xml:space="preserve">ที่กระจายอยู่ตามมุมห้อง เพื่อรับคลื่นวิทยุที่สะท้อนกับสรีระมนุษย์ จากนั้นข้อมูลจะถูกนำไปประมวลผลผ่านปัญญาประดิษฐ์สถาปัตยกรรม </w:t>
+      </w:r>
+      <w:r>
+        <w:rPr>
+          <w:rFonts w:ascii="TH Sarabun New" w:hAnsi="TH Sarabun New" w:cs="TH Sarabun New" w:hint="cs"/>
+          <w:sz w:val="32"/>
+          <w:szCs w:val="32"/>
+        </w:rPr>
+        <w:t xml:space="preserve">Spatio-Temporal Transformer </w:t>
+      </w:r>
+      <w:r>
+        <w:rPr>
+          <w:rFonts w:ascii="TH Sarabun New" w:hAnsi="TH Sarabun New" w:cs="TH Sarabun New" w:hint="cs"/>
+          <w:sz w:val="32"/>
+          <w:szCs w:val="32"/>
+          <w:cs/>
+        </w:rPr>
+        <w:t>เพื่อทำนายพิกัดจุดศูนย์กลางของบุคคลแบบเรียลไทม์ทั้งในแกน</w:t>
+      </w:r>
+      <w:r>
+        <w:rPr>
+          <w:rFonts w:ascii="TH Sarabun New" w:hAnsi="TH Sarabun New" w:cs="TH Sarabun New" w:hint="cs"/>
+          <w:sz w:val="32"/>
+          <w:szCs w:val="32"/>
+        </w:rPr>
+        <w:t xml:space="preserve"> X, Y </w:t>
+      </w:r>
+      <w:r>
+        <w:rPr>
+          <w:rFonts w:ascii="TH Sarabun New" w:hAnsi="TH Sarabun New" w:cs="TH Sarabun New" w:hint="cs"/>
+          <w:sz w:val="32"/>
+          <w:szCs w:val="32"/>
+          <w:cs/>
+        </w:rPr>
+        <w:t>และความสูง</w:t>
+      </w:r>
+      <w:r>
+        <w:rPr>
+          <w:rFonts w:ascii="TH Sarabun New" w:hAnsi="TH Sarabun New" w:cs="TH Sarabun New" w:hint="cs"/>
+          <w:sz w:val="32"/>
+          <w:szCs w:val="32"/>
+        </w:rPr>
+        <w:t xml:space="preserve"> Z </w:t>
+      </w:r>
+      <w:r>
+        <w:rPr>
+          <w:rFonts w:ascii="TH Sarabun New" w:hAnsi="TH Sarabun New" w:cs="TH Sarabun New" w:hint="cs"/>
+          <w:sz w:val="32"/>
+          <w:szCs w:val="32"/>
+          <w:cs/>
+        </w:rPr>
+        <w:t>ซึ่งพิกัดความสูงในแกน</w:t>
+      </w:r>
+      <w:r>
+        <w:rPr>
+          <w:rFonts w:ascii="TH Sarabun New" w:hAnsi="TH Sarabun New" w:cs="TH Sarabun New" w:hint="cs"/>
+          <w:sz w:val="32"/>
+          <w:szCs w:val="32"/>
+        </w:rPr>
+        <w:t xml:space="preserve"> Z </w:t>
+      </w:r>
+      <w:r>
+        <w:rPr>
+          <w:rFonts w:ascii="TH Sarabun New" w:hAnsi="TH Sarabun New" w:cs="TH Sarabun New" w:hint="cs"/>
+          <w:sz w:val="32"/>
+          <w:szCs w:val="32"/>
+          <w:cs/>
+        </w:rPr>
+        <w:t>นี่เองที่จะเป็นตัวชี้วัดสำคัญในการประเมินพฤติกรรมการล้มได้อย่างแม่นยำ ระบบนี้จึงสามารถแจ้งเตือนอุบัติเหตุพร้อมระบุตำแหน่งที่แน่ชัดได้ทันที โดยไม่ต้องพึ่งพากล้องวิดีโอหรืออุปกรณ์สวมใส่ใด ๆ และรักษาสิทธิความเป็นส่วนตัวของผู้ใช้งานในพื้นที่ละเอียดอ่อนได้อย่างสมบูรณ์แบบ</w:t>
       </w:r>
     </w:p>
     <w:p>
@@ -310,193 +580,49 @@
           <w:tab w:val="left" w:pos="567"/>
           <w:tab w:val="left" w:pos="1134"/>
         </w:tabs>
+        <w:spacing w:before="0" w:beforeAutospacing="0" w:after="0" w:afterAutospacing="0"/>
         <w:contextualSpacing/>
         <w:jc w:val="thaiDistribute"/>
         <w:rPr>
           <w:rFonts w:ascii="TH Sarabun New" w:hAnsi="TH Sarabun New" w:cs="TH Sarabun New"/>
-          <w:sz w:val="32"/>
-          <w:szCs w:val="32"/>
-        </w:rPr>
-      </w:pPr>
-      <w:r>
-        <w:rPr>
-          <w:rFonts w:ascii="TH Sarabun New" w:hAnsi="TH Sarabun New" w:cs="TH Sarabun New" w:hint="cs"/>
-          <w:sz w:val="32"/>
-          <w:szCs w:val="32"/>
+          <w:b/>
+          <w:bCs/>
+          <w:sz w:val="32"/>
+          <w:szCs w:val="32"/>
+        </w:rPr>
+      </w:pPr>
+      <w:r>
+        <w:rPr>
+          <w:rFonts w:ascii="TH Sarabun New" w:hAnsi="TH Sarabun New" w:cs="TH Sarabun New"/>
+          <w:b/>
+          <w:bCs/>
+          <w:sz w:val="32"/>
+          <w:szCs w:val="32"/>
+        </w:rPr>
+        <w:lastRenderedPageBreak/>
+        <w:t>1.2</w:t>
+      </w:r>
+      <w:r>
+        <w:rPr>
+          <w:rFonts w:ascii="TH Sarabun New" w:hAnsi="TH Sarabun New" w:cs="TH Sarabun New"/>
+          <w:b/>
+          <w:bCs/>
+          <w:sz w:val="32"/>
+          <w:szCs w:val="32"/>
+          <w:cs/>
         </w:rPr>
         <w:tab/>
       </w:r>
       <w:r>
         <w:rPr>
           <w:rFonts w:ascii="TH Sarabun New" w:hAnsi="TH Sarabun New" w:cs="TH Sarabun New" w:hint="cs"/>
-          <w:sz w:val="32"/>
-          <w:szCs w:val="32"/>
-          <w:cs/>
-        </w:rPr>
-        <w:t>ด้วยเหตุนี้ คณะผู้จัดทำจึงมีแนวคิดที่จะพัฒนาระบบตรวจจับการล้มโดยอาศัยเทคโนโลยีการวิเคราะห์สถานะช่องสัญญาณวิทยุ (</w:t>
-      </w:r>
-      <w:r>
-        <w:rPr>
-          <w:rFonts w:ascii="TH Sarabun New" w:hAnsi="TH Sarabun New" w:cs="TH Sarabun New" w:hint="cs"/>
-          <w:sz w:val="32"/>
-          <w:szCs w:val="32"/>
-        </w:rPr>
-        <w:t xml:space="preserve">WiFi Channel State Information: CSI) </w:t>
-      </w:r>
-      <w:r>
-        <w:rPr>
-          <w:rFonts w:ascii="TH Sarabun New" w:hAnsi="TH Sarabun New" w:cs="TH Sarabun New" w:hint="cs"/>
-          <w:sz w:val="32"/>
-          <w:szCs w:val="32"/>
-          <w:cs/>
-        </w:rPr>
-        <w:t>ร่วมกับ</w:t>
-      </w:r>
-      <w:r>
-        <w:rPr>
-          <w:rFonts w:ascii="TH Sarabun New" w:hAnsi="TH Sarabun New" w:cs="TH Sarabun New" w:hint="cs"/>
-          <w:sz w:val="32"/>
-          <w:szCs w:val="32"/>
-        </w:rPr>
-        <w:t xml:space="preserve"> </w:t>
-      </w:r>
-      <w:r>
-        <w:rPr>
-          <w:rFonts w:ascii="TH Sarabun New" w:hAnsi="TH Sarabun New" w:cs="TH Sarabun New" w:hint="cs"/>
-          <w:sz w:val="32"/>
-          <w:szCs w:val="32"/>
-          <w:cs/>
-        </w:rPr>
-        <w:t xml:space="preserve">เทคโนโลยีการระบุพิกัด </w:t>
-      </w:r>
-      <w:r>
-        <w:rPr>
-          <w:rFonts w:ascii="TH Sarabun New" w:hAnsi="TH Sarabun New" w:cs="TH Sarabun New" w:hint="cs"/>
-          <w:sz w:val="32"/>
-          <w:szCs w:val="32"/>
-        </w:rPr>
-        <w:t xml:space="preserve">3 </w:t>
-      </w:r>
-      <w:r>
-        <w:rPr>
-          <w:rFonts w:ascii="TH Sarabun New" w:hAnsi="TH Sarabun New" w:cs="TH Sarabun New" w:hint="cs"/>
-          <w:sz w:val="32"/>
-          <w:szCs w:val="32"/>
-          <w:cs/>
-        </w:rPr>
-        <w:t>มิติ (</w:t>
-      </w:r>
-      <w:r>
-        <w:rPr>
-          <w:rFonts w:ascii="TH Sarabun New" w:hAnsi="TH Sarabun New" w:cs="TH Sarabun New" w:hint="cs"/>
-          <w:sz w:val="32"/>
-          <w:szCs w:val="32"/>
-        </w:rPr>
-        <w:t xml:space="preserve">3D Localization) </w:t>
-      </w:r>
-      <w:r>
-        <w:rPr>
-          <w:rFonts w:ascii="TH Sarabun New" w:hAnsi="TH Sarabun New" w:cs="TH Sarabun New" w:hint="cs"/>
-          <w:sz w:val="32"/>
-          <w:szCs w:val="32"/>
-          <w:cs/>
-        </w:rPr>
-        <w:t>เพื่อเข้ามาแก้ปัญหาและปิดจุดบอดของระบบเดิม ระบบดังกล่าวจะทำงานผ่านกลุ่มบอร์ดไมโครคอนโทรลเลอร์ความเร็วสูง (</w:t>
-      </w:r>
-      <w:r>
-        <w:rPr>
-          <w:rFonts w:ascii="TH Sarabun New" w:hAnsi="TH Sarabun New" w:cs="TH Sarabun New" w:hint="cs"/>
-          <w:sz w:val="32"/>
-          <w:szCs w:val="32"/>
-        </w:rPr>
-        <w:t xml:space="preserve">ESP32-S3) </w:t>
-      </w:r>
-      <w:r>
-        <w:rPr>
-          <w:rFonts w:ascii="TH Sarabun New" w:hAnsi="TH Sarabun New" w:cs="TH Sarabun New" w:hint="cs"/>
-          <w:sz w:val="32"/>
-          <w:szCs w:val="32"/>
-          <w:cs/>
-        </w:rPr>
-        <w:t xml:space="preserve">ที่กระจายอยู่ตามมุมห้อง เพื่อรับคลื่นวิทยุที่สะท้อนกับสรีระมนุษย์ จากนั้นข้อมูลจะถูกนำไปประมวลผลผ่านปัญญาประดิษฐ์สถาปัตยกรรม </w:t>
-      </w:r>
-      <w:r>
-        <w:rPr>
-          <w:rFonts w:ascii="TH Sarabun New" w:hAnsi="TH Sarabun New" w:cs="TH Sarabun New" w:hint="cs"/>
-          <w:sz w:val="32"/>
-          <w:szCs w:val="32"/>
-        </w:rPr>
-        <w:t xml:space="preserve">Spatio-Temporal Transformer </w:t>
-      </w:r>
-      <w:r>
-        <w:rPr>
-          <w:rFonts w:ascii="TH Sarabun New" w:hAnsi="TH Sarabun New" w:cs="TH Sarabun New" w:hint="cs"/>
-          <w:sz w:val="32"/>
-          <w:szCs w:val="32"/>
-          <w:cs/>
-        </w:rPr>
-        <w:t>เพื่อทำนายพิกัดจุดศูนย์กลางของบุคคลแบบเรียลไทม์ทั้งในแกน</w:t>
-      </w:r>
-      <w:r>
-        <w:rPr>
-          <w:rFonts w:ascii="TH Sarabun New" w:hAnsi="TH Sarabun New" w:cs="TH Sarabun New" w:hint="cs"/>
-          <w:sz w:val="32"/>
-          <w:szCs w:val="32"/>
-        </w:rPr>
-        <w:t xml:space="preserve"> X, Y </w:t>
-      </w:r>
-      <w:r>
-        <w:rPr>
-          <w:rFonts w:ascii="TH Sarabun New" w:hAnsi="TH Sarabun New" w:cs="TH Sarabun New" w:hint="cs"/>
-          <w:sz w:val="32"/>
-          <w:szCs w:val="32"/>
-          <w:cs/>
-        </w:rPr>
-        <w:t>และความสูง</w:t>
-      </w:r>
-      <w:r>
-        <w:rPr>
-          <w:rFonts w:ascii="TH Sarabun New" w:hAnsi="TH Sarabun New" w:cs="TH Sarabun New" w:hint="cs"/>
-          <w:sz w:val="32"/>
-          <w:szCs w:val="32"/>
-        </w:rPr>
-        <w:t xml:space="preserve"> Z </w:t>
-      </w:r>
-      <w:r>
-        <w:rPr>
-          <w:rFonts w:ascii="TH Sarabun New" w:hAnsi="TH Sarabun New" w:cs="TH Sarabun New" w:hint="cs"/>
-          <w:sz w:val="32"/>
-          <w:szCs w:val="32"/>
-          <w:cs/>
-        </w:rPr>
-        <w:t>ซึ่งพิกัดความสูงในแกน</w:t>
-      </w:r>
-      <w:r>
-        <w:rPr>
-          <w:rFonts w:ascii="TH Sarabun New" w:hAnsi="TH Sarabun New" w:cs="TH Sarabun New" w:hint="cs"/>
-          <w:sz w:val="32"/>
-          <w:szCs w:val="32"/>
-        </w:rPr>
-        <w:t xml:space="preserve"> Z </w:t>
-      </w:r>
-      <w:r>
-        <w:rPr>
-          <w:rFonts w:ascii="TH Sarabun New" w:hAnsi="TH Sarabun New" w:cs="TH Sarabun New" w:hint="cs"/>
-          <w:sz w:val="32"/>
-          <w:szCs w:val="32"/>
-          <w:cs/>
-        </w:rPr>
-        <w:t>นี่เองที่จะเป็นตัวชี้วัดสำคัญในการประเมินพฤติกรรมการล้มได้อย่างแม่นยำ ระบบนี้จึงสามารถแจ้งเตือนอุบัติเหตุพร้อมระบุตำแหน่งที่แน่ชัดได้ทันที โดยไม่ต้องพึ่งพา</w:t>
-      </w:r>
-      <w:r>
-        <w:rPr>
-          <w:rFonts w:ascii="TH Sarabun New" w:hAnsi="TH Sarabun New" w:cs="TH Sarabun New" w:hint="cs"/>
-          <w:sz w:val="32"/>
-          <w:szCs w:val="32"/>
-          <w:cs/>
-        </w:rPr>
-        <w:lastRenderedPageBreak/>
-        <w:t>กล้องวิดีโอหรืออุปกรณ์สวมใส่ใด ๆ และรักษาสิทธิความเป็นส่วนตัวของผู้ใช้งานในพื้นที่ละเอียดอ่อนได้อย่างสมบูรณ์แบบ</w:t>
+          <w:b/>
+          <w:bCs/>
+          <w:sz w:val="32"/>
+          <w:szCs w:val="32"/>
+          <w:cs/>
+        </w:rPr>
+        <w:t>วัตถุประสงค์</w:t>
       </w:r>
     </w:p>
     <w:p>
@@ -506,6 +632,7 @@
           <w:tab w:val="left" w:pos="567"/>
           <w:tab w:val="left" w:pos="1134"/>
         </w:tabs>
+        <w:spacing w:before="0" w:beforeAutospacing="0" w:after="0" w:afterAutospacing="0"/>
         <w:contextualSpacing/>
         <w:jc w:val="thaiDistribute"/>
         <w:rPr>
@@ -514,6 +641,92 @@
           <w:szCs w:val="32"/>
         </w:rPr>
       </w:pPr>
+      <w:r>
+        <w:rPr>
+          <w:rFonts w:ascii="TH Sarabun New" w:hAnsi="TH Sarabun New" w:cs="TH Sarabun New"/>
+          <w:sz w:val="32"/>
+          <w:szCs w:val="32"/>
+          <w:cs/>
+        </w:rPr>
+        <w:tab/>
+      </w:r>
+      <w:r>
+        <w:rPr>
+          <w:rFonts w:ascii="TH Sarabun New" w:hAnsi="TH Sarabun New" w:cs="TH Sarabun New"/>
+          <w:sz w:val="32"/>
+          <w:szCs w:val="32"/>
+        </w:rPr>
+        <w:t>1.2.1</w:t>
+      </w:r>
+      <w:r>
+        <w:rPr>
+          <w:rFonts w:ascii="TH Sarabun New" w:hAnsi="TH Sarabun New" w:cs="TH Sarabun New"/>
+          <w:sz w:val="32"/>
+          <w:szCs w:val="32"/>
+          <w:cs/>
+        </w:rPr>
+        <w:tab/>
+      </w:r>
+      <w:r>
+        <w:rPr>
+          <w:rFonts w:ascii="TH Sarabun New" w:hAnsi="TH Sarabun New" w:cs="TH Sarabun New"/>
+          <w:sz w:val="32"/>
+          <w:szCs w:val="32"/>
+          <w:cs/>
+        </w:rPr>
+        <w:t xml:space="preserve">เพื่อพัฒนาระบบตรวจจับการล้มโดยใช้เทคโนโลยีระบุพิกัด </w:t>
+      </w:r>
+      <w:r>
+        <w:rPr>
+          <w:rFonts w:ascii="TH Sarabun New" w:hAnsi="TH Sarabun New" w:cs="TH Sarabun New"/>
+          <w:sz w:val="32"/>
+          <w:szCs w:val="32"/>
+        </w:rPr>
+        <w:t xml:space="preserve">3 </w:t>
+      </w:r>
+      <w:r>
+        <w:rPr>
+          <w:rFonts w:ascii="TH Sarabun New" w:hAnsi="TH Sarabun New" w:cs="TH Sarabun New"/>
+          <w:sz w:val="32"/>
+          <w:szCs w:val="32"/>
+          <w:cs/>
+        </w:rPr>
+        <w:t>มิติ (</w:t>
+      </w:r>
+      <w:r>
+        <w:rPr>
+          <w:rFonts w:ascii="TH Sarabun New" w:hAnsi="TH Sarabun New" w:cs="TH Sarabun New"/>
+          <w:sz w:val="32"/>
+          <w:szCs w:val="32"/>
+        </w:rPr>
+        <w:t xml:space="preserve">3D Localization) </w:t>
+      </w:r>
+      <w:r>
+        <w:rPr>
+          <w:rFonts w:ascii="TH Sarabun New" w:hAnsi="TH Sarabun New" w:cs="TH Sarabun New" w:hint="cs"/>
+          <w:sz w:val="32"/>
+          <w:szCs w:val="32"/>
+          <w:cs/>
+        </w:rPr>
+        <w:t xml:space="preserve">   </w:t>
+      </w:r>
+      <w:r>
+        <w:rPr>
+          <w:rFonts w:ascii="TH Sarabun New" w:hAnsi="TH Sarabun New" w:cs="TH Sarabun New"/>
+          <w:sz w:val="32"/>
+          <w:szCs w:val="32"/>
+          <w:cs/>
+        </w:rPr>
+        <w:t>ผ่านการวิเคราะห์ข้อมูลสถานะช่องสัญญาณวิทยุ (</w:t>
+      </w:r>
+      <w:r>
+        <w:rPr>
+          <w:rFonts w:ascii="TH Sarabun New" w:hAnsi="TH Sarabun New" w:cs="TH Sarabun New"/>
+          <w:sz w:val="32"/>
+          <w:szCs w:val="32"/>
+        </w:rPr>
+        <w:t>WiFi CSI)</w:t>
+      </w:r>
     </w:p>
     <w:p>
       <w:pPr>
@@ -522,17 +735,158 @@
           <w:tab w:val="left" w:pos="567"/>
           <w:tab w:val="left" w:pos="1134"/>
         </w:tabs>
+        <w:spacing w:before="0" w:beforeAutospacing="0" w:after="0" w:afterAutospacing="0"/>
         <w:contextualSpacing/>
         <w:jc w:val="thaiDistribute"/>
         <w:rPr>
           <w:rFonts w:ascii="TH Sarabun New" w:hAnsi="TH Sarabun New" w:cs="TH Sarabun New"/>
+          <w:sz w:val="32"/>
+          <w:szCs w:val="32"/>
+        </w:rPr>
+      </w:pPr>
+      <w:r>
+        <w:rPr>
+          <w:rFonts w:ascii="TH Sarabun New" w:hAnsi="TH Sarabun New" w:cs="TH Sarabun New"/>
+          <w:sz w:val="32"/>
+          <w:szCs w:val="32"/>
+        </w:rPr>
+        <w:tab/>
+        <w:t>1.2.2</w:t>
+      </w:r>
+      <w:r>
+        <w:rPr>
+          <w:rFonts w:ascii="TH Sarabun New" w:hAnsi="TH Sarabun New" w:cs="TH Sarabun New"/>
+          <w:sz w:val="32"/>
+          <w:szCs w:val="32"/>
+          <w:cs/>
+        </w:rPr>
+        <w:tab/>
+      </w:r>
+      <w:r>
+        <w:rPr>
+          <w:rFonts w:ascii="TH Sarabun New" w:hAnsi="TH Sarabun New" w:cs="TH Sarabun New"/>
+          <w:sz w:val="32"/>
+          <w:szCs w:val="32"/>
+          <w:cs/>
+        </w:rPr>
+        <w:t xml:space="preserve">เพื่อประยุกต์ใช้โมเดลปัญญาประดิษฐ์สถาปัตยกรรม </w:t>
+      </w:r>
+      <w:r>
+        <w:rPr>
+          <w:rFonts w:ascii="TH Sarabun New" w:hAnsi="TH Sarabun New" w:cs="TH Sarabun New"/>
+          <w:sz w:val="32"/>
+          <w:szCs w:val="32"/>
+        </w:rPr>
+        <w:t xml:space="preserve">Spatio-Temporal Transformer </w:t>
+      </w:r>
+      <w:r>
+        <w:rPr>
+          <w:rFonts w:ascii="TH Sarabun New" w:hAnsi="TH Sarabun New" w:cs="TH Sarabun New"/>
+          <w:sz w:val="32"/>
+          <w:szCs w:val="32"/>
+          <w:cs/>
+        </w:rPr>
+        <w:t>ในการทำนายพิกัดจุดศูนย์กลางมวล (</w:t>
+      </w:r>
+      <w:r>
+        <w:rPr>
+          <w:rFonts w:ascii="TH Sarabun New" w:hAnsi="TH Sarabun New" w:cs="TH Sarabun New"/>
+          <w:sz w:val="32"/>
+          <w:szCs w:val="32"/>
+        </w:rPr>
+        <w:t xml:space="preserve">Centroid) </w:t>
+      </w:r>
+      <w:r>
+        <w:rPr>
+          <w:rFonts w:ascii="TH Sarabun New" w:hAnsi="TH Sarabun New" w:cs="TH Sarabun New"/>
+          <w:sz w:val="32"/>
+          <w:szCs w:val="32"/>
+          <w:cs/>
+        </w:rPr>
+        <w:t>ของบุคคลจากข้อมูลอนุกรมเวลา (</w:t>
+      </w:r>
+      <w:r>
+        <w:rPr>
+          <w:rFonts w:ascii="TH Sarabun New" w:hAnsi="TH Sarabun New" w:cs="TH Sarabun New"/>
+          <w:sz w:val="32"/>
+          <w:szCs w:val="32"/>
+        </w:rPr>
+        <w:t>Time-series data)</w:t>
+      </w:r>
+    </w:p>
+    <w:p>
+      <w:pPr>
+        <w:pStyle w:val="NormalWeb"/>
+        <w:tabs>
+          <w:tab w:val="left" w:pos="567"/>
+          <w:tab w:val="left" w:pos="1134"/>
+        </w:tabs>
+        <w:spacing w:before="0" w:beforeAutospacing="0" w:after="0" w:afterAutospacing="0"/>
+        <w:contextualSpacing/>
+        <w:jc w:val="thaiDistribute"/>
+        <w:rPr>
+          <w:rFonts w:ascii="TH Sarabun New" w:hAnsi="TH Sarabun New" w:cs="TH Sarabun New"/>
+          <w:sz w:val="32"/>
+          <w:szCs w:val="32"/>
+        </w:rPr>
+      </w:pPr>
+      <w:r>
+        <w:rPr>
+          <w:rFonts w:ascii="TH Sarabun New" w:hAnsi="TH Sarabun New" w:cs="TH Sarabun New"/>
+          <w:sz w:val="32"/>
+          <w:szCs w:val="32"/>
+        </w:rPr>
+        <w:tab/>
+        <w:t>1.2.3</w:t>
+      </w:r>
+      <w:r>
+        <w:rPr>
+          <w:rFonts w:ascii="TH Sarabun New" w:hAnsi="TH Sarabun New" w:cs="TH Sarabun New"/>
+          <w:sz w:val="32"/>
+          <w:szCs w:val="32"/>
+          <w:cs/>
+        </w:rPr>
+        <w:tab/>
+      </w:r>
+      <w:r>
+        <w:rPr>
+          <w:rFonts w:ascii="TH Sarabun New" w:hAnsi="TH Sarabun New" w:cs="TH Sarabun New"/>
+          <w:sz w:val="32"/>
+          <w:szCs w:val="32"/>
+          <w:cs/>
+        </w:rPr>
+        <w:t>เพื่อสร้างเว็บแอปพลิเคชันสำหรับติดตามพิกัดตำแหน่งแบบเรียลไทม์และแจ้งเตือนเมื่อเกิดเหตุการณ์ล้ม</w:t>
+      </w:r>
+    </w:p>
+    <w:p>
+      <w:pPr>
+        <w:pStyle w:val="NormalWeb"/>
+        <w:tabs>
+          <w:tab w:val="left" w:pos="567"/>
+          <w:tab w:val="left" w:pos="1134"/>
+        </w:tabs>
+        <w:spacing w:before="0" w:beforeAutospacing="0" w:after="0" w:afterAutospacing="0"/>
+        <w:contextualSpacing/>
+        <w:jc w:val="thaiDistribute"/>
+        <w:rPr>
+          <w:rFonts w:ascii="TH Sarabun New" w:hAnsi="TH Sarabun New" w:cs="TH Sarabun New"/>
           <w:b/>
           <w:bCs/>
           <w:sz w:val="32"/>
           <w:szCs w:val="32"/>
         </w:rPr>
       </w:pPr>
-      <w:r>
+    </w:p>
+    <w:p>
+      <w:pPr>
+        <w:pStyle w:val="NormalWeb"/>
+        <w:tabs>
+          <w:tab w:val="left" w:pos="567"/>
+          <w:tab w:val="left" w:pos="1134"/>
+        </w:tabs>
+        <w:spacing w:before="0" w:beforeAutospacing="0" w:after="0" w:afterAutospacing="0"/>
+        <w:contextualSpacing/>
+        <w:jc w:val="thaiDistribute"/>
         <w:rPr>
           <w:rFonts w:ascii="TH Sarabun New" w:hAnsi="TH Sarabun New" w:cs="TH Sarabun New"/>
           <w:b/>
@@ -540,18 +894,38 @@
           <w:sz w:val="32"/>
           <w:szCs w:val="32"/>
         </w:rPr>
-        <w:t xml:space="preserve">1.2 </w:t>
-      </w:r>
-      <w:r>
-        <w:rPr>
-          <w:rFonts w:ascii="TH Sarabun New" w:hAnsi="TH Sarabun New" w:cs="TH Sarabun New" w:hint="cs"/>
+      </w:pPr>
+      <w:r>
+        <w:rPr>
+          <w:rFonts w:ascii="TH Sarabun New" w:hAnsi="TH Sarabun New" w:cs="TH Sarabun New"/>
           <w:b/>
           <w:bCs/>
           <w:sz w:val="32"/>
           <w:szCs w:val="32"/>
-          <w:cs/>
-        </w:rPr>
-        <w:t>วัตถุประสงค์</w:t>
+        </w:rPr>
+        <w:t xml:space="preserve">1.3 </w:t>
+      </w:r>
+      <w:r>
+        <w:rPr>
+          <w:rFonts w:ascii="TH Sarabun New" w:hAnsi="TH Sarabun New" w:cs="TH Sarabun New"/>
+          <w:b/>
+          <w:bCs/>
+          <w:sz w:val="32"/>
+          <w:szCs w:val="32"/>
+          <w:cs/>
+        </w:rPr>
+        <w:tab/>
+      </w:r>
+      <w:r>
+        <w:rPr>
+          <w:rFonts w:ascii="TH Sarabun New" w:hAnsi="TH Sarabun New" w:cs="TH Sarabun New" w:hint="cs"/>
+          <w:b/>
+          <w:bCs/>
+          <w:sz w:val="32"/>
+          <w:szCs w:val="32"/>
+          <w:cs/>
+        </w:rPr>
+        <w:t>ขอบเขต</w:t>
       </w:r>
     </w:p>
     <w:p>
@@ -561,6 +935,7 @@
           <w:tab w:val="left" w:pos="567"/>
           <w:tab w:val="left" w:pos="1134"/>
         </w:tabs>
+        <w:spacing w:before="0" w:beforeAutospacing="0" w:after="0" w:afterAutospacing="0"/>
         <w:contextualSpacing/>
         <w:jc w:val="thaiDistribute"/>
         <w:rPr>
@@ -574,244 +949,37 @@
           <w:rFonts w:ascii="TH Sarabun New" w:hAnsi="TH Sarabun New" w:cs="TH Sarabun New"/>
           <w:sz w:val="32"/>
           <w:szCs w:val="32"/>
+          <w:cs/>
         </w:rPr>
         <w:tab/>
-        <w:t xml:space="preserve">1.2.1 </w:t>
-      </w:r>
-      <w:r>
-        <w:rPr>
-          <w:rFonts w:ascii="TH Sarabun New" w:hAnsi="TH Sarabun New" w:cs="TH Sarabun New"/>
-          <w:sz w:val="32"/>
-          <w:szCs w:val="32"/>
-          <w:cs/>
-        </w:rPr>
-        <w:t xml:space="preserve">เพื่อพัฒนาระบบตรวจจับการล้มโดยใช้เทคโนโลยีระบุพิกัด </w:t>
-      </w:r>
-      <w:r>
-        <w:rPr>
-          <w:rFonts w:ascii="TH Sarabun New" w:hAnsi="TH Sarabun New" w:cs="TH Sarabun New"/>
-          <w:sz w:val="32"/>
-          <w:szCs w:val="32"/>
-        </w:rPr>
-        <w:t xml:space="preserve">3 </w:t>
-      </w:r>
-      <w:r>
-        <w:rPr>
-          <w:rFonts w:ascii="TH Sarabun New" w:hAnsi="TH Sarabun New" w:cs="TH Sarabun New"/>
-          <w:sz w:val="32"/>
-          <w:szCs w:val="32"/>
-          <w:cs/>
-        </w:rPr>
-        <w:t>มิติ (</w:t>
-      </w:r>
-      <w:r>
-        <w:rPr>
-          <w:rFonts w:ascii="TH Sarabun New" w:hAnsi="TH Sarabun New" w:cs="TH Sarabun New"/>
-          <w:sz w:val="32"/>
-          <w:szCs w:val="32"/>
-        </w:rPr>
-        <w:t xml:space="preserve">3D Localization) </w:t>
-      </w:r>
-      <w:r>
-        <w:rPr>
-          <w:rFonts w:ascii="TH Sarabun New" w:hAnsi="TH Sarabun New" w:cs="TH Sarabun New"/>
-          <w:sz w:val="32"/>
-          <w:szCs w:val="32"/>
-          <w:cs/>
-        </w:rPr>
-        <w:t>ผ่านการวิเคราะห์ข้อมูลสถานะช่องสัญญาณวิทยุ (</w:t>
-      </w:r>
-      <w:r>
-        <w:rPr>
-          <w:rFonts w:ascii="TH Sarabun New" w:hAnsi="TH Sarabun New" w:cs="TH Sarabun New"/>
-          <w:sz w:val="32"/>
-          <w:szCs w:val="32"/>
-        </w:rPr>
-        <w:t>WiFi CSI)</w:t>
-      </w:r>
-    </w:p>
-    <w:p>
-      <w:pPr>
-        <w:pStyle w:val="NormalWeb"/>
-        <w:tabs>
-          <w:tab w:val="left" w:pos="567"/>
-          <w:tab w:val="left" w:pos="1134"/>
-        </w:tabs>
-        <w:contextualSpacing/>
-        <w:jc w:val="thaiDistribute"/>
-        <w:rPr>
-          <w:rFonts w:ascii="TH Sarabun New" w:hAnsi="TH Sarabun New" w:cs="TH Sarabun New"/>
-          <w:sz w:val="32"/>
-          <w:szCs w:val="32"/>
-        </w:rPr>
-      </w:pPr>
-      <w:r>
-        <w:rPr>
-          <w:rFonts w:ascii="TH Sarabun New" w:hAnsi="TH Sarabun New" w:cs="TH Sarabun New"/>
-          <w:sz w:val="32"/>
-          <w:szCs w:val="32"/>
+      </w:r>
+      <w:r>
+        <w:rPr>
+          <w:rFonts w:ascii="TH Sarabun New" w:hAnsi="TH Sarabun New" w:cs="TH Sarabun New" w:hint="cs"/>
+          <w:sz w:val="32"/>
+          <w:szCs w:val="32"/>
+          <w:cs/>
+        </w:rPr>
+        <w:t>1</w:t>
+      </w:r>
+      <w:r>
+        <w:rPr>
+          <w:rFonts w:ascii="TH Sarabun New" w:hAnsi="TH Sarabun New" w:cs="TH Sarabun New" w:hint="cs"/>
+          <w:sz w:val="32"/>
+          <w:szCs w:val="32"/>
+          <w:cs/>
+        </w:rPr>
+        <w:t>.3.1</w:t>
+      </w:r>
+      <w:r>
+        <w:rPr>
+          <w:rFonts w:ascii="TH Sarabun New" w:hAnsi="TH Sarabun New" w:cs="TH Sarabun New"/>
+          <w:sz w:val="32"/>
+          <w:szCs w:val="32"/>
+          <w:cs/>
         </w:rPr>
         <w:tab/>
-        <w:t xml:space="preserve">1.2.2 </w:t>
-      </w:r>
-      <w:r>
-        <w:rPr>
-          <w:rFonts w:ascii="TH Sarabun New" w:hAnsi="TH Sarabun New" w:cs="TH Sarabun New"/>
-          <w:sz w:val="32"/>
-          <w:szCs w:val="32"/>
-          <w:cs/>
-        </w:rPr>
-        <w:t xml:space="preserve">เพื่อประยุกต์ใช้โมเดลปัญญาประดิษฐ์สถาปัตยกรรม </w:t>
-      </w:r>
-      <w:r>
-        <w:rPr>
-          <w:rFonts w:ascii="TH Sarabun New" w:hAnsi="TH Sarabun New" w:cs="TH Sarabun New"/>
-          <w:sz w:val="32"/>
-          <w:szCs w:val="32"/>
-        </w:rPr>
-        <w:t xml:space="preserve">Spatio-Temporal Transformer </w:t>
-      </w:r>
-      <w:r>
-        <w:rPr>
-          <w:rFonts w:ascii="TH Sarabun New" w:hAnsi="TH Sarabun New" w:cs="TH Sarabun New"/>
-          <w:sz w:val="32"/>
-          <w:szCs w:val="32"/>
-          <w:cs/>
-        </w:rPr>
-        <w:t>ในการทำนายพิกัดจุดศูนย์กลางมวล (</w:t>
-      </w:r>
-      <w:r>
-        <w:rPr>
-          <w:rFonts w:ascii="TH Sarabun New" w:hAnsi="TH Sarabun New" w:cs="TH Sarabun New"/>
-          <w:sz w:val="32"/>
-          <w:szCs w:val="32"/>
-        </w:rPr>
-        <w:t xml:space="preserve">Centroid) </w:t>
-      </w:r>
-      <w:r>
-        <w:rPr>
-          <w:rFonts w:ascii="TH Sarabun New" w:hAnsi="TH Sarabun New" w:cs="TH Sarabun New"/>
-          <w:sz w:val="32"/>
-          <w:szCs w:val="32"/>
-          <w:cs/>
-        </w:rPr>
-        <w:t>ของบุคคลจากข้อมูลอนุกรมเวลา (</w:t>
-      </w:r>
-      <w:r>
-        <w:rPr>
-          <w:rFonts w:ascii="TH Sarabun New" w:hAnsi="TH Sarabun New" w:cs="TH Sarabun New"/>
-          <w:sz w:val="32"/>
-          <w:szCs w:val="32"/>
-        </w:rPr>
-        <w:t>Time-series data)</w:t>
-      </w:r>
-    </w:p>
-    <w:p>
-      <w:pPr>
-        <w:pStyle w:val="NormalWeb"/>
-        <w:tabs>
-          <w:tab w:val="left" w:pos="567"/>
-          <w:tab w:val="left" w:pos="1134"/>
-        </w:tabs>
-        <w:contextualSpacing/>
-        <w:jc w:val="thaiDistribute"/>
-        <w:rPr>
-          <w:rFonts w:ascii="TH Sarabun New" w:hAnsi="TH Sarabun New" w:cs="TH Sarabun New"/>
-          <w:sz w:val="32"/>
-          <w:szCs w:val="32"/>
-        </w:rPr>
-      </w:pPr>
-      <w:r>
-        <w:rPr>
-          <w:rFonts w:ascii="TH Sarabun New" w:hAnsi="TH Sarabun New" w:cs="TH Sarabun New"/>
-          <w:sz w:val="32"/>
-          <w:szCs w:val="32"/>
-        </w:rPr>
-        <w:tab/>
-        <w:t xml:space="preserve">1.2.3 </w:t>
-      </w:r>
-      <w:r>
-        <w:rPr>
-          <w:rFonts w:ascii="TH Sarabun New" w:hAnsi="TH Sarabun New" w:cs="TH Sarabun New"/>
-          <w:sz w:val="32"/>
-          <w:szCs w:val="32"/>
-          <w:cs/>
-        </w:rPr>
-        <w:t>เพื่อสร้างเว็บแอปพลิเคชันสำหรับติดตามพิกัดตำแหน่งแบบเรียลไทม์และแจ้งเตือนเมื่อเกิดเหตุการณ์ล้ม</w:t>
-      </w:r>
-    </w:p>
-    <w:p>
-      <w:pPr>
-        <w:pStyle w:val="NormalWeb"/>
-        <w:tabs>
-          <w:tab w:val="left" w:pos="567"/>
-          <w:tab w:val="left" w:pos="1134"/>
-        </w:tabs>
-        <w:contextualSpacing/>
-        <w:jc w:val="thaiDistribute"/>
-        <w:rPr>
-          <w:rFonts w:ascii="TH Sarabun New" w:hAnsi="TH Sarabun New" w:cs="TH Sarabun New"/>
-          <w:b/>
-          <w:bCs/>
-          <w:sz w:val="32"/>
-          <w:szCs w:val="32"/>
-        </w:rPr>
-      </w:pPr>
-    </w:p>
-    <w:p>
-      <w:pPr>
-        <w:pStyle w:val="NormalWeb"/>
-        <w:tabs>
-          <w:tab w:val="left" w:pos="567"/>
-          <w:tab w:val="left" w:pos="1134"/>
-        </w:tabs>
-        <w:contextualSpacing/>
-        <w:jc w:val="thaiDistribute"/>
-        <w:rPr>
-          <w:rFonts w:ascii="TH Sarabun New" w:hAnsi="TH Sarabun New" w:cs="TH Sarabun New"/>
-          <w:b/>
-          <w:bCs/>
-          <w:sz w:val="32"/>
-          <w:szCs w:val="32"/>
-        </w:rPr>
-      </w:pPr>
-      <w:r>
-        <w:rPr>
-          <w:rFonts w:ascii="TH Sarabun New" w:hAnsi="TH Sarabun New" w:cs="TH Sarabun New"/>
-          <w:b/>
-          <w:bCs/>
-          <w:sz w:val="32"/>
-          <w:szCs w:val="32"/>
-        </w:rPr>
-        <w:t xml:space="preserve">1.3 </w:t>
-      </w:r>
-      <w:r>
-        <w:rPr>
-          <w:rFonts w:ascii="TH Sarabun New" w:hAnsi="TH Sarabun New" w:cs="TH Sarabun New" w:hint="cs"/>
-          <w:b/>
-          <w:bCs/>
-          <w:sz w:val="32"/>
-          <w:szCs w:val="32"/>
-          <w:cs/>
-        </w:rPr>
-        <w:t>ขอบเขต</w:t>
-      </w:r>
-    </w:p>
-    <w:p>
-      <w:pPr>
-        <w:pStyle w:val="NormalWeb"/>
-        <w:tabs>
-          <w:tab w:val="left" w:pos="567"/>
-          <w:tab w:val="left" w:pos="1134"/>
-        </w:tabs>
-        <w:contextualSpacing/>
-        <w:jc w:val="thaiDistribute"/>
-        <w:rPr>
-          <w:rFonts w:ascii="TH Sarabun New" w:hAnsi="TH Sarabun New" w:cs="TH Sarabun New"/>
-          <w:sz w:val="32"/>
-          <w:szCs w:val="32"/>
-        </w:rPr>
-      </w:pPr>
+      </w:r>
       <w:r>
         <w:rPr>
           <w:rFonts w:ascii="TH Sarabun New" w:hAnsi="TH Sarabun New" w:cs="TH Sarabun New"/>
@@ -838,9 +1006,13 @@
           <w:numId w:val="2"/>
         </w:numPr>
         <w:tabs>
-          <w:tab w:val="left" w:pos="567"/>
+          <w:tab w:val="clear" w:pos="720"/>
+          <w:tab w:val="num" w:pos="567"/>
           <w:tab w:val="left" w:pos="1134"/>
-        </w:tabs>
+          <w:tab w:val="left" w:pos="1418"/>
+        </w:tabs>
+        <w:spacing w:before="0" w:beforeAutospacing="0" w:after="0" w:afterAutospacing="0"/>
+        <w:ind w:left="0" w:firstLine="1134"/>
         <w:contextualSpacing/>
         <w:jc w:val="thaiDistribute"/>
         <w:rPr>
@@ -851,7 +1023,7 @@
       </w:pPr>
       <w:r>
         <w:rPr>
-          <w:rFonts w:ascii="TH Sarabun New" w:hAnsi="TH Sarabun New" w:cs="TH Sarabun New"/>
+          <w:rFonts w:ascii="TH Sarabun New" w:hAnsi="TH Sarabun New" w:cs="TH Sarabun New" w:hint="cs"/>
           <w:sz w:val="32"/>
           <w:szCs w:val="32"/>
           <w:cs/>
@@ -860,41 +1032,74 @@
       </w:r>
       <w:r>
         <w:rPr>
-          <w:rFonts w:ascii="TH Sarabun New" w:hAnsi="TH Sarabun New" w:cs="TH Sarabun New"/>
-          <w:sz w:val="32"/>
-          <w:szCs w:val="32"/>
-        </w:rPr>
-        <w:t xml:space="preserve">ESP32-S3 </w:t>
-      </w:r>
-      <w:r>
-        <w:rPr>
-          <w:rFonts w:ascii="TH Sarabun New" w:hAnsi="TH Sarabun New" w:cs="TH Sarabun New"/>
-          <w:sz w:val="32"/>
-          <w:szCs w:val="32"/>
-          <w:cs/>
-        </w:rPr>
-        <w:t xml:space="preserve">จำนวน </w:t>
-      </w:r>
-      <w:r>
-        <w:rPr>
-          <w:rFonts w:ascii="TH Sarabun New" w:hAnsi="TH Sarabun New" w:cs="TH Sarabun New"/>
-          <w:sz w:val="32"/>
-          <w:szCs w:val="32"/>
-        </w:rPr>
-        <w:t xml:space="preserve">4 </w:t>
-      </w:r>
-      <w:r>
-        <w:rPr>
-          <w:rFonts w:ascii="TH Sarabun New" w:hAnsi="TH Sarabun New" w:cs="TH Sarabun New"/>
-          <w:sz w:val="32"/>
-          <w:szCs w:val="32"/>
-          <w:cs/>
-        </w:rPr>
-        <w:t>บอร์ด ในการเก็บข้อมูล โดยแบ่งเป็นตัวส่งสัญญาณ (</w:t>
-      </w:r>
-      <w:r>
-        <w:rPr>
-          <w:rFonts w:ascii="TH Sarabun New" w:hAnsi="TH Sarabun New" w:cs="TH Sarabun New"/>
+          <w:rFonts w:ascii="TH Sarabun New" w:hAnsi="TH Sarabun New" w:cs="TH Sarabun New" w:hint="cs"/>
+          <w:sz w:val="32"/>
+          <w:szCs w:val="32"/>
+        </w:rPr>
+        <w:t>ESP32-</w:t>
+      </w:r>
+      <w:r>
+        <w:rPr>
+          <w:rFonts w:ascii="TH Sarabun New" w:hAnsi="TH Sarabun New" w:cs="TH Sarabun New"/>
+          <w:sz w:val="32"/>
+          <w:szCs w:val="32"/>
+        </w:rPr>
+        <w:t>S3</w:t>
+      </w:r>
+      <w:r>
+        <w:rPr>
+          <w:rFonts w:ascii="TH Sarabun New" w:hAnsi="TH Sarabun New" w:cs="TH Sarabun New" w:hint="cs"/>
+          <w:sz w:val="32"/>
+          <w:szCs w:val="32"/>
+        </w:rPr>
+        <w:t xml:space="preserve"> </w:t>
+      </w:r>
+      <w:r>
+        <w:rPr>
+          <w:rFonts w:ascii="TH Sarabun New" w:hAnsi="TH Sarabun New" w:cs="TH Sarabun New" w:hint="cs"/>
+          <w:sz w:val="32"/>
+          <w:szCs w:val="32"/>
+          <w:cs/>
+        </w:rPr>
+        <w:t>เป็นตัวรับสัญญาณ (</w:t>
+      </w:r>
+      <w:r>
+        <w:rPr>
+          <w:rFonts w:ascii="TH Sarabun New" w:hAnsi="TH Sarabun New" w:cs="TH Sarabun New" w:hint="cs"/>
+          <w:sz w:val="32"/>
+          <w:szCs w:val="32"/>
+        </w:rPr>
+        <w:t xml:space="preserve">Rx) 3 </w:t>
+      </w:r>
+      <w:r>
+        <w:rPr>
+          <w:rFonts w:ascii="TH Sarabun New" w:hAnsi="TH Sarabun New" w:cs="TH Sarabun New" w:hint="cs"/>
+          <w:sz w:val="32"/>
+          <w:szCs w:val="32"/>
+          <w:cs/>
+        </w:rPr>
+        <w:t xml:space="preserve">บอร์ด และ </w:t>
+      </w:r>
+      <w:r>
+        <w:rPr>
+          <w:rFonts w:ascii="TH Sarabun New" w:hAnsi="TH Sarabun New" w:cs="TH Sarabun New" w:hint="cs"/>
+          <w:sz w:val="32"/>
+          <w:szCs w:val="32"/>
+        </w:rPr>
+        <w:t xml:space="preserve">ESP32 </w:t>
+      </w:r>
+      <w:r>
+        <w:rPr>
+          <w:rFonts w:ascii="TH Sarabun New" w:hAnsi="TH Sarabun New" w:cs="TH Sarabun New" w:hint="cs"/>
+          <w:sz w:val="32"/>
+          <w:szCs w:val="32"/>
+          <w:cs/>
+        </w:rPr>
+        <w:t>เป็นตัวส่งสัญญาณ (</w:t>
+      </w:r>
+      <w:r>
+        <w:rPr>
+          <w:rFonts w:ascii="TH Sarabun New" w:hAnsi="TH Sarabun New" w:cs="TH Sarabun New" w:hint="cs"/>
           <w:sz w:val="32"/>
           <w:szCs w:val="32"/>
         </w:rPr>
@@ -902,29 +1107,12 @@
       </w:r>
       <w:r>
         <w:rPr>
-          <w:rFonts w:ascii="TH Sarabun New" w:hAnsi="TH Sarabun New" w:cs="TH Sarabun New"/>
-          <w:sz w:val="32"/>
-          <w:szCs w:val="32"/>
-          <w:cs/>
-        </w:rPr>
-        <w:t>บอร์ด และตัวรับสัญญาณ (</w:t>
-      </w:r>
-      <w:r>
-        <w:rPr>
-          <w:rFonts w:ascii="TH Sarabun New" w:hAnsi="TH Sarabun New" w:cs="TH Sarabun New"/>
-          <w:sz w:val="32"/>
-          <w:szCs w:val="32"/>
-        </w:rPr>
-        <w:t xml:space="preserve">Rx) 3 </w:t>
-      </w:r>
-      <w:r>
-        <w:rPr>
-          <w:rFonts w:ascii="TH Sarabun New" w:hAnsi="TH Sarabun New" w:cs="TH Sarabun New"/>
-          <w:sz w:val="32"/>
-          <w:szCs w:val="32"/>
-          <w:cs/>
-        </w:rPr>
-        <w:t>บอร์ด</w:t>
+          <w:rFonts w:ascii="TH Sarabun New" w:hAnsi="TH Sarabun New" w:cs="TH Sarabun New" w:hint="cs"/>
+          <w:sz w:val="32"/>
+          <w:szCs w:val="32"/>
+          <w:cs/>
+        </w:rPr>
+        <w:t>บอร์ด ในการเก็บข้อมูล</w:t>
       </w:r>
     </w:p>
     <w:p>
@@ -937,7 +1125,10 @@
         <w:tabs>
           <w:tab w:val="left" w:pos="567"/>
           <w:tab w:val="left" w:pos="1134"/>
-        </w:tabs>
+          <w:tab w:val="left" w:pos="1418"/>
+        </w:tabs>
+        <w:spacing w:before="0" w:beforeAutospacing="0" w:after="0" w:afterAutospacing="0"/>
+        <w:ind w:left="0" w:firstLine="1134"/>
         <w:contextualSpacing/>
         <w:jc w:val="thaiDistribute"/>
         <w:rPr>
@@ -970,15 +1161,24 @@
           <w:szCs w:val="32"/>
           <w:cs/>
         </w:rPr>
-        <w:t>โดยปราศจากการใช้กล้องวงจรปิด (</w:t>
-      </w:r>
-      <w:r>
-        <w:rPr>
-          <w:rFonts w:ascii="TH Sarabun New" w:hAnsi="TH Sarabun New" w:cs="TH Sarabun New"/>
-          <w:sz w:val="32"/>
-          <w:szCs w:val="32"/>
-        </w:rPr>
-        <w:t xml:space="preserve">No cameras) </w:t>
+        <w:t>โดยปราศจากการใช้กล้องวงจรปิด</w:t>
+      </w:r>
+      <w:r>
+        <w:rPr>
+          <w:rFonts w:ascii="TH Sarabun New" w:hAnsi="TH Sarabun New" w:cs="TH Sarabun New"/>
+          <w:sz w:val="32"/>
+          <w:szCs w:val="32"/>
+        </w:rPr>
+        <w:t xml:space="preserve"> </w:t>
+      </w:r>
+      <w:r>
+        <w:rPr>
+          <w:rFonts w:ascii="TH Sarabun New" w:hAnsi="TH Sarabun New" w:cs="TH Sarabun New" w:hint="cs"/>
+          <w:sz w:val="32"/>
+          <w:szCs w:val="32"/>
+          <w:cs/>
+        </w:rPr>
+        <w:t xml:space="preserve">   </w:t>
       </w:r>
       <w:r>
         <w:rPr>
@@ -997,6 +1197,8 @@
           <w:tab w:val="left" w:pos="567"/>
           <w:tab w:val="left" w:pos="1134"/>
         </w:tabs>
+        <w:spacing w:before="0" w:beforeAutospacing="0" w:after="0" w:afterAutospacing="0"/>
+        <w:ind w:firstLine="567"/>
         <w:contextualSpacing/>
         <w:jc w:val="thaiDistribute"/>
         <w:rPr>
@@ -1005,6 +1207,24 @@
           <w:szCs w:val="32"/>
         </w:rPr>
       </w:pPr>
+      <w:r>
+        <w:rPr>
+          <w:rFonts w:ascii="TH Sarabun New" w:hAnsi="TH Sarabun New" w:cs="TH Sarabun New" w:hint="cs"/>
+          <w:sz w:val="32"/>
+          <w:szCs w:val="32"/>
+          <w:cs/>
+        </w:rPr>
+        <w:t>1.3.2</w:t>
+      </w:r>
+      <w:r>
+        <w:rPr>
+          <w:rFonts w:ascii="TH Sarabun New" w:hAnsi="TH Sarabun New" w:cs="TH Sarabun New"/>
+          <w:sz w:val="32"/>
+          <w:szCs w:val="32"/>
+          <w:cs/>
+        </w:rPr>
+        <w:tab/>
+      </w:r>
       <w:r>
         <w:rPr>
           <w:rFonts w:ascii="TH Sarabun New" w:hAnsi="TH Sarabun New" w:cs="TH Sarabun New"/>
@@ -1032,8 +1252,10 @@
         </w:numPr>
         <w:tabs>
           <w:tab w:val="left" w:pos="567"/>
-          <w:tab w:val="left" w:pos="1134"/>
-        </w:tabs>
+          <w:tab w:val="left" w:pos="1418"/>
+        </w:tabs>
+        <w:spacing w:before="0" w:beforeAutospacing="0" w:after="0" w:afterAutospacing="0"/>
+        <w:ind w:left="0" w:firstLine="1134"/>
         <w:contextualSpacing/>
         <w:jc w:val="thaiDistribute"/>
         <w:rPr>
@@ -1049,15 +1271,7 @@
           <w:szCs w:val="32"/>
           <w:cs/>
         </w:rPr>
-        <w:t>โมเดลปัญญาประดิษฐ์ประมวลผลบนเครื่องคอมพิวเตอร์ประสิทธิภาพสูง (</w:t>
-      </w:r>
-      <w:r>
-        <w:rPr>
-          <w:rFonts w:ascii="TH Sarabun New" w:hAnsi="TH Sarabun New" w:cs="TH Sarabun New"/>
-          <w:sz w:val="32"/>
-          <w:szCs w:val="32"/>
-        </w:rPr>
-        <w:t>Main Workstation)</w:t>
+        <w:t>โมเดลปัญญาประดิษฐ์ประมวลผลบนเครื่องคอมพิวเตอร์ประสิทธิภาพสูง</w:t>
       </w:r>
     </w:p>
     <w:p>
@@ -1071,6 +1285,8 @@
           <w:tab w:val="left" w:pos="567"/>
           <w:tab w:val="left" w:pos="1134"/>
         </w:tabs>
+        <w:spacing w:before="0" w:beforeAutospacing="0" w:after="0" w:afterAutospacing="0"/>
+        <w:ind w:left="0" w:firstLine="1134"/>
         <w:contextualSpacing/>
         <w:jc w:val="thaiDistribute"/>
         <w:rPr>
@@ -1120,7 +1336,25 @@
           <w:szCs w:val="32"/>
           <w:cs/>
         </w:rPr>
-        <w:t>โดยระบุเป็นจุดศูนย์กลางมวล (</w:t>
+        <w:t xml:space="preserve">โดยระบุเป็นจุดศูนย์กลางมวล </w:t>
+      </w:r>
+      <w:r>
+        <w:rPr>
+          <w:rFonts w:ascii="TH Sarabun New" w:hAnsi="TH Sarabun New" w:cs="TH Sarabun New" w:hint="cs"/>
+          <w:sz w:val="32"/>
+          <w:szCs w:val="32"/>
+          <w:cs/>
+        </w:rPr>
+        <w:t xml:space="preserve">  </w:t>
+      </w:r>
+      <w:r>
+        <w:rPr>
+          <w:rFonts w:ascii="TH Sarabun New" w:hAnsi="TH Sarabun New" w:cs="TH Sarabun New"/>
+          <w:sz w:val="32"/>
+          <w:szCs w:val="32"/>
+          <w:cs/>
+        </w:rPr>
+        <w:t>(</w:t>
       </w:r>
       <w:r>
         <w:rPr>
@@ -1185,6 +1419,8 @@
           <w:tab w:val="left" w:pos="567"/>
           <w:tab w:val="left" w:pos="1134"/>
         </w:tabs>
+        <w:spacing w:before="0" w:beforeAutospacing="0" w:after="0" w:afterAutospacing="0"/>
+        <w:ind w:left="0" w:firstLine="1134"/>
         <w:contextualSpacing/>
         <w:jc w:val="thaiDistribute"/>
         <w:rPr>
@@ -1227,6 +1463,8 @@
           <w:tab w:val="left" w:pos="567"/>
           <w:tab w:val="left" w:pos="1134"/>
         </w:tabs>
+        <w:spacing w:before="0" w:beforeAutospacing="0" w:after="0" w:afterAutospacing="0"/>
+        <w:ind w:firstLine="567"/>
         <w:contextualSpacing/>
         <w:jc w:val="thaiDistribute"/>
         <w:rPr>
@@ -1235,6 +1473,24 @@
           <w:szCs w:val="32"/>
         </w:rPr>
       </w:pPr>
+      <w:r>
+        <w:rPr>
+          <w:rFonts w:ascii="TH Sarabun New" w:hAnsi="TH Sarabun New" w:cs="TH Sarabun New" w:hint="cs"/>
+          <w:sz w:val="32"/>
+          <w:szCs w:val="32"/>
+          <w:cs/>
+        </w:rPr>
+        <w:t>1.3.3</w:t>
+      </w:r>
+      <w:r>
+        <w:rPr>
+          <w:rFonts w:ascii="TH Sarabun New" w:hAnsi="TH Sarabun New" w:cs="TH Sarabun New"/>
+          <w:sz w:val="32"/>
+          <w:szCs w:val="32"/>
+          <w:cs/>
+        </w:rPr>
+        <w:tab/>
+      </w:r>
       <w:r>
         <w:rPr>
           <w:rFonts w:ascii="TH Sarabun New" w:hAnsi="TH Sarabun New" w:cs="TH Sarabun New"/>
@@ -1264,6 +1520,8 @@
           <w:tab w:val="left" w:pos="567"/>
           <w:tab w:val="left" w:pos="1134"/>
         </w:tabs>
+        <w:spacing w:before="0" w:beforeAutospacing="0" w:after="0" w:afterAutospacing="0"/>
+        <w:ind w:left="0" w:firstLine="1276"/>
         <w:contextualSpacing/>
         <w:jc w:val="thaiDistribute"/>
         <w:rPr>
@@ -1293,6 +1551,8 @@
           <w:tab w:val="left" w:pos="567"/>
           <w:tab w:val="left" w:pos="1134"/>
         </w:tabs>
+        <w:spacing w:before="0" w:beforeAutospacing="0" w:after="0" w:afterAutospacing="0"/>
+        <w:ind w:left="0" w:firstLine="1276"/>
         <w:contextualSpacing/>
         <w:jc w:val="thaiDistribute"/>
         <w:rPr>
@@ -1335,6 +1595,7 @@
           <w:tab w:val="left" w:pos="567"/>
           <w:tab w:val="left" w:pos="1134"/>
         </w:tabs>
+        <w:spacing w:before="0" w:beforeAutospacing="0" w:after="0" w:afterAutospacing="0"/>
         <w:contextualSpacing/>
         <w:jc w:val="thaiDistribute"/>
         <w:rPr>
@@ -1348,42 +1609,155 @@
     </w:p>
     <w:p>
       <w:pPr>
+        <w:tabs>
+          <w:tab w:val="left" w:pos="567"/>
+        </w:tabs>
+        <w:spacing w:after="0" w:line="240" w:lineRule="auto"/>
+        <w:rPr>
+          <w:rFonts w:ascii="TH Sarabun New" w:eastAsia="Times New Roman" w:hAnsi="TH Sarabun New" w:cs="TH Sarabun New"/>
+          <w:b/>
+          <w:bCs/>
+          <w:kern w:val="0"/>
+          <w:sz w:val="32"/>
+          <w:szCs w:val="32"/>
+          <w14:ligatures w14:val="none"/>
+        </w:rPr>
+      </w:pPr>
+      <w:r>
+        <w:rPr>
+          <w:rFonts w:ascii="TH Sarabun New" w:hAnsi="TH Sarabun New" w:cs="TH Sarabun New"/>
+          <w:b/>
+          <w:bCs/>
+          <w:sz w:val="32"/>
+          <w:szCs w:val="32"/>
+        </w:rPr>
+        <w:br w:type="page"/>
+      </w:r>
+      <w:r>
+        <w:rPr>
+          <w:rFonts w:ascii="TH Sarabun New" w:hAnsi="TH Sarabun New" w:cs="TH Sarabun New"/>
+          <w:b/>
+          <w:bCs/>
+          <w:sz w:val="32"/>
+          <w:szCs w:val="32"/>
+        </w:rPr>
+        <w:lastRenderedPageBreak/>
+        <w:t xml:space="preserve">1.4 </w:t>
+      </w:r>
+      <w:r>
+        <w:rPr>
+          <w:rFonts w:ascii="TH Sarabun New" w:hAnsi="TH Sarabun New" w:cs="TH Sarabun New"/>
+          <w:b/>
+          <w:bCs/>
+          <w:sz w:val="32"/>
+          <w:szCs w:val="32"/>
+          <w:cs/>
+        </w:rPr>
+        <w:tab/>
+      </w:r>
+      <w:r>
+        <w:rPr>
+          <w:rFonts w:ascii="TH Sarabun New" w:hAnsi="TH Sarabun New" w:cs="TH Sarabun New" w:hint="cs"/>
+          <w:b/>
+          <w:bCs/>
+          <w:sz w:val="32"/>
+          <w:szCs w:val="32"/>
+          <w:cs/>
+        </w:rPr>
+        <w:t>ประโยชน์ที่คาดว่าจะได้รับ</w:t>
+      </w:r>
+    </w:p>
+    <w:p>
+      <w:pPr>
         <w:pStyle w:val="NormalWeb"/>
         <w:tabs>
           <w:tab w:val="left" w:pos="567"/>
           <w:tab w:val="left" w:pos="1134"/>
         </w:tabs>
+        <w:spacing w:before="0" w:beforeAutospacing="0" w:after="0" w:afterAutospacing="0"/>
         <w:contextualSpacing/>
         <w:jc w:val="thaiDistribute"/>
         <w:rPr>
           <w:rFonts w:ascii="TH Sarabun New" w:hAnsi="TH Sarabun New" w:cs="TH Sarabun New"/>
-          <w:b/>
-          <w:bCs/>
-          <w:sz w:val="32"/>
-          <w:szCs w:val="32"/>
-        </w:rPr>
-      </w:pPr>
-      <w:r>
-        <w:rPr>
-          <w:rFonts w:ascii="TH Sarabun New" w:hAnsi="TH Sarabun New" w:cs="TH Sarabun New"/>
-          <w:b/>
-          <w:bCs/>
-          <w:sz w:val="32"/>
-          <w:szCs w:val="32"/>
-        </w:rPr>
-        <w:lastRenderedPageBreak/>
-        <w:t xml:space="preserve">1.4 </w:t>
-      </w:r>
-      <w:r>
-        <w:rPr>
-          <w:rFonts w:ascii="TH Sarabun New" w:hAnsi="TH Sarabun New" w:cs="TH Sarabun New" w:hint="cs"/>
-          <w:b/>
-          <w:bCs/>
-          <w:sz w:val="32"/>
-          <w:szCs w:val="32"/>
-          <w:cs/>
-        </w:rPr>
-        <w:t>ประโยชน์ที่คาดว่าจะได้รับ</w:t>
+          <w:sz w:val="32"/>
+          <w:szCs w:val="32"/>
+        </w:rPr>
+      </w:pPr>
+      <w:r>
+        <w:rPr>
+          <w:rFonts w:ascii="TH Sarabun New" w:hAnsi="TH Sarabun New" w:cs="TH Sarabun New"/>
+          <w:sz w:val="32"/>
+          <w:szCs w:val="32"/>
+        </w:rPr>
+        <w:tab/>
+      </w:r>
+      <w:r>
+        <w:rPr>
+          <w:rFonts w:ascii="TH Sarabun New" w:hAnsi="TH Sarabun New" w:cs="TH Sarabun New"/>
+          <w:sz w:val="32"/>
+          <w:szCs w:val="32"/>
+        </w:rPr>
+        <w:t>1.4.1</w:t>
+      </w:r>
+      <w:r>
+        <w:rPr>
+          <w:rFonts w:ascii="TH Sarabun New" w:hAnsi="TH Sarabun New" w:cs="TH Sarabun New"/>
+          <w:sz w:val="32"/>
+          <w:szCs w:val="32"/>
+          <w:cs/>
+        </w:rPr>
+        <w:tab/>
+      </w:r>
+      <w:r>
+        <w:rPr>
+          <w:rFonts w:ascii="TH Sarabun New" w:hAnsi="TH Sarabun New" w:cs="TH Sarabun New"/>
+          <w:sz w:val="32"/>
+          <w:szCs w:val="32"/>
+          <w:cs/>
+        </w:rPr>
+        <w:t xml:space="preserve">ได้รับระบบต้นแบบการระบุพิกัด </w:t>
+      </w:r>
+      <w:r>
+        <w:rPr>
+          <w:rFonts w:ascii="TH Sarabun New" w:hAnsi="TH Sarabun New" w:cs="TH Sarabun New"/>
+          <w:sz w:val="32"/>
+          <w:szCs w:val="32"/>
+        </w:rPr>
+        <w:t xml:space="preserve">3 </w:t>
+      </w:r>
+      <w:r>
+        <w:rPr>
+          <w:rFonts w:ascii="TH Sarabun New" w:hAnsi="TH Sarabun New" w:cs="TH Sarabun New"/>
+          <w:sz w:val="32"/>
+          <w:szCs w:val="32"/>
+          <w:cs/>
+        </w:rPr>
+        <w:t xml:space="preserve">มิติแบบเรียลไทม์ ที่ใช้สัญญาณ </w:t>
+      </w:r>
+      <w:r>
+        <w:rPr>
+          <w:rFonts w:ascii="TH Sarabun New" w:hAnsi="TH Sarabun New" w:cs="TH Sarabun New"/>
+          <w:sz w:val="32"/>
+          <w:szCs w:val="32"/>
+        </w:rPr>
+        <w:t xml:space="preserve">WiFi </w:t>
+      </w:r>
+      <w:r>
+        <w:rPr>
+          <w:rFonts w:ascii="TH Sarabun New" w:hAnsi="TH Sarabun New" w:cs="TH Sarabun New"/>
+          <w:sz w:val="32"/>
+          <w:szCs w:val="32"/>
+          <w:cs/>
+        </w:rPr>
+        <w:t>ในการทำงาน</w:t>
+      </w:r>
+      <w:r>
+        <w:rPr>
+          <w:rFonts w:ascii="TH Sarabun New" w:hAnsi="TH Sarabun New" w:cs="TH Sarabun New"/>
+          <w:sz w:val="32"/>
+          <w:szCs w:val="32"/>
+        </w:rPr>
+        <w:t xml:space="preserve"> </w:t>
       </w:r>
     </w:p>
     <w:p>
@@ -1393,6 +1767,7 @@
           <w:tab w:val="left" w:pos="567"/>
           <w:tab w:val="left" w:pos="1134"/>
         </w:tabs>
+        <w:spacing w:before="0" w:beforeAutospacing="0" w:after="0" w:afterAutospacing="0"/>
         <w:contextualSpacing/>
         <w:jc w:val="thaiDistribute"/>
         <w:rPr>
@@ -1415,67 +1790,25 @@
           <w:sz w:val="32"/>
           <w:szCs w:val="32"/>
         </w:rPr>
-        <w:t xml:space="preserve">1.4.1 </w:t>
-      </w:r>
-      <w:r>
-        <w:rPr>
-          <w:rFonts w:ascii="TH Sarabun New" w:hAnsi="TH Sarabun New" w:cs="TH Sarabun New"/>
-          <w:sz w:val="32"/>
-          <w:szCs w:val="32"/>
-          <w:cs/>
-        </w:rPr>
-        <w:t xml:space="preserve">ได้รับระบบต้นแบบการระบุพิกัด </w:t>
-      </w:r>
-      <w:r>
-        <w:rPr>
-          <w:rFonts w:ascii="TH Sarabun New" w:hAnsi="TH Sarabun New" w:cs="TH Sarabun New"/>
-          <w:sz w:val="32"/>
-          <w:szCs w:val="32"/>
-        </w:rPr>
-        <w:t xml:space="preserve">3 </w:t>
-      </w:r>
-      <w:r>
-        <w:rPr>
-          <w:rFonts w:ascii="TH Sarabun New" w:hAnsi="TH Sarabun New" w:cs="TH Sarabun New"/>
-          <w:sz w:val="32"/>
-          <w:szCs w:val="32"/>
-          <w:cs/>
-        </w:rPr>
-        <w:t>มิติแบบเรียลไทม์ (</w:t>
-      </w:r>
-      <w:r>
-        <w:rPr>
-          <w:rFonts w:ascii="TH Sarabun New" w:hAnsi="TH Sarabun New" w:cs="TH Sarabun New"/>
-          <w:sz w:val="32"/>
-          <w:szCs w:val="32"/>
-        </w:rPr>
-        <w:t xml:space="preserve">Real-time 3D Localization Prototype) </w:t>
-      </w:r>
-      <w:r>
-        <w:rPr>
-          <w:rFonts w:ascii="TH Sarabun New" w:hAnsi="TH Sarabun New" w:cs="TH Sarabun New"/>
-          <w:sz w:val="32"/>
-          <w:szCs w:val="32"/>
-          <w:cs/>
-        </w:rPr>
-        <w:t xml:space="preserve">ที่ใช้สัญญาณ </w:t>
-      </w:r>
-      <w:r>
-        <w:rPr>
-          <w:rFonts w:ascii="TH Sarabun New" w:hAnsi="TH Sarabun New" w:cs="TH Sarabun New"/>
-          <w:sz w:val="32"/>
-          <w:szCs w:val="32"/>
-        </w:rPr>
-        <w:t xml:space="preserve">WiFi </w:t>
-      </w:r>
-      <w:r>
-        <w:rPr>
-          <w:rFonts w:ascii="TH Sarabun New" w:hAnsi="TH Sarabun New" w:cs="TH Sarabun New"/>
-          <w:sz w:val="32"/>
-          <w:szCs w:val="32"/>
-          <w:cs/>
-        </w:rPr>
-        <w:t>ในการทำงาน</w:t>
+        <w:t>1.4.2</w:t>
+      </w:r>
+      <w:r>
+        <w:rPr>
+          <w:rFonts w:ascii="TH Sarabun New" w:hAnsi="TH Sarabun New" w:cs="TH Sarabun New"/>
+          <w:sz w:val="32"/>
+          <w:szCs w:val="32"/>
+          <w:cs/>
+        </w:rPr>
+        <w:tab/>
+      </w:r>
+      <w:r>
+        <w:rPr>
+          <w:rFonts w:ascii="TH Sarabun New" w:hAnsi="TH Sarabun New" w:cs="TH Sarabun New"/>
+          <w:sz w:val="32"/>
+          <w:szCs w:val="32"/>
+          <w:cs/>
+        </w:rPr>
+        <w:t>ได้รับระบบตรวจจับการล้มที่สามารถรักษาความเป็นส่วนตัวของผู้ใช้งานได้อย่างสมบูรณ์แบบ สามารถใช้งานในพื้นที่ละเอียดอ่อนได้</w:t>
       </w:r>
       <w:r>
         <w:rPr>
@@ -1493,6 +1826,7 @@
           <w:tab w:val="left" w:pos="567"/>
           <w:tab w:val="left" w:pos="1134"/>
         </w:tabs>
+        <w:spacing w:before="0" w:beforeAutospacing="0" w:after="0" w:afterAutospacing="0"/>
         <w:contextualSpacing/>
         <w:jc w:val="thaiDistribute"/>
         <w:rPr>
@@ -1515,33 +1849,25 @@
           <w:sz w:val="32"/>
           <w:szCs w:val="32"/>
         </w:rPr>
-        <w:t xml:space="preserve">1.4.2 </w:t>
-      </w:r>
-      <w:r>
-        <w:rPr>
-          <w:rFonts w:ascii="TH Sarabun New" w:hAnsi="TH Sarabun New" w:cs="TH Sarabun New"/>
-          <w:sz w:val="32"/>
-          <w:szCs w:val="32"/>
-          <w:cs/>
-        </w:rPr>
-        <w:t>ได้รับระบบตรวจจับการล้มที่สามารถรักษาความเป็นส่วนตัวของผู้ใช้งานได้อย่างสมบูรณ์แบบ (</w:t>
-      </w:r>
-      <w:r>
-        <w:rPr>
-          <w:rFonts w:ascii="TH Sarabun New" w:hAnsi="TH Sarabun New" w:cs="TH Sarabun New"/>
-          <w:sz w:val="32"/>
-          <w:szCs w:val="32"/>
-        </w:rPr>
-        <w:t xml:space="preserve">Privacy-Preserving Fall Detection System) </w:t>
-      </w:r>
-      <w:r>
-        <w:rPr>
-          <w:rFonts w:ascii="TH Sarabun New" w:hAnsi="TH Sarabun New" w:cs="TH Sarabun New"/>
-          <w:sz w:val="32"/>
-          <w:szCs w:val="32"/>
-          <w:cs/>
-        </w:rPr>
-        <w:t>สามารถใช้งานในพื้นที่ละเอียดอ่อนได้</w:t>
+        <w:t>1.4.3</w:t>
+      </w:r>
+      <w:r>
+        <w:rPr>
+          <w:rFonts w:ascii="TH Sarabun New" w:hAnsi="TH Sarabun New" w:cs="TH Sarabun New"/>
+          <w:sz w:val="32"/>
+          <w:szCs w:val="32"/>
+          <w:cs/>
+        </w:rPr>
+        <w:tab/>
+      </w:r>
+      <w:r>
+        <w:rPr>
+          <w:rFonts w:ascii="TH Sarabun New" w:hAnsi="TH Sarabun New" w:cs="TH Sarabun New"/>
+          <w:sz w:val="32"/>
+          <w:szCs w:val="32"/>
+          <w:cs/>
+        </w:rPr>
+        <w:t>ได้รับเว็บแอปพลิเคชันที่ช่วยให้ผู้ดูแลสามารถติดตามและรับการแจ้งเตือนอุบัติเหตุได้อย่างทันท่วงที</w:t>
       </w:r>
       <w:r>
         <w:rPr>
@@ -1559,12 +1885,14 @@
           <w:tab w:val="left" w:pos="567"/>
           <w:tab w:val="left" w:pos="1134"/>
         </w:tabs>
+        <w:spacing w:before="0" w:beforeAutospacing="0" w:after="0" w:afterAutospacing="0"/>
         <w:contextualSpacing/>
         <w:jc w:val="thaiDistribute"/>
         <w:rPr>
           <w:rFonts w:ascii="TH Sarabun New" w:hAnsi="TH Sarabun New" w:cs="TH Sarabun New"/>
           <w:sz w:val="32"/>
           <w:szCs w:val="32"/>
+          <w:cs/>
         </w:rPr>
       </w:pPr>
       <w:r>
@@ -1581,57 +1909,16 @@
           <w:sz w:val="32"/>
           <w:szCs w:val="32"/>
         </w:rPr>
-        <w:t xml:space="preserve">1.4.3 </w:t>
-      </w:r>
-      <w:r>
-        <w:rPr>
-          <w:rFonts w:ascii="TH Sarabun New" w:hAnsi="TH Sarabun New" w:cs="TH Sarabun New"/>
-          <w:sz w:val="32"/>
-          <w:szCs w:val="32"/>
-          <w:cs/>
-        </w:rPr>
-        <w:t>ได้รับเว็บแอปพลิเคชันที่ช่วยให้ผู้ดูแลสามารถติดตามและรับการแจ้งเตือนอุบัติเหตุได้อย่างทันท่วงที</w:t>
-      </w:r>
-      <w:r>
-        <w:rPr>
-          <w:rFonts w:ascii="TH Sarabun New" w:hAnsi="TH Sarabun New" w:cs="TH Sarabun New"/>
-          <w:sz w:val="32"/>
-          <w:szCs w:val="32"/>
-        </w:rPr>
-        <w:t xml:space="preserve"> </w:t>
-      </w:r>
-    </w:p>
-    <w:p>
-      <w:pPr>
-        <w:pStyle w:val="NormalWeb"/>
-        <w:tabs>
-          <w:tab w:val="left" w:pos="567"/>
-          <w:tab w:val="left" w:pos="1134"/>
-        </w:tabs>
-        <w:contextualSpacing/>
-        <w:jc w:val="thaiDistribute"/>
-        <w:rPr>
-          <w:rFonts w:ascii="TH Sarabun New" w:hAnsi="TH Sarabun New" w:cs="TH Sarabun New"/>
-          <w:sz w:val="32"/>
-          <w:szCs w:val="32"/>
-          <w:cs/>
-        </w:rPr>
-      </w:pPr>
-      <w:r>
-        <w:rPr>
-          <w:rFonts w:ascii="TH Sarabun New" w:hAnsi="TH Sarabun New" w:cs="TH Sarabun New"/>
-          <w:sz w:val="32"/>
-          <w:szCs w:val="32"/>
+        <w:t>1.4.4</w:t>
+      </w:r>
+      <w:r>
+        <w:rPr>
+          <w:rFonts w:ascii="TH Sarabun New" w:hAnsi="TH Sarabun New" w:cs="TH Sarabun New"/>
+          <w:sz w:val="32"/>
+          <w:szCs w:val="32"/>
+          <w:cs/>
         </w:rPr>
         <w:tab/>
-      </w:r>
-      <w:r>
-        <w:rPr>
-          <w:rFonts w:ascii="TH Sarabun New" w:hAnsi="TH Sarabun New" w:cs="TH Sarabun New"/>
-          <w:sz w:val="32"/>
-          <w:szCs w:val="32"/>
-        </w:rPr>
-        <w:t xml:space="preserve">1.4.4 </w:t>
       </w:r>
       <w:r>
         <w:rPr>
@@ -2251,6 +2538,9 @@
   </w:num>
   <w:num w:numId="4" w16cid:durableId="983660670">
     <w:abstractNumId w:val="1"/>
+  </w:num>
+  <w:num w:numId="5" w16cid:durableId="1610158976">
+    <w:abstractNumId w:val="0"/>
   </w:num>
 </w:numbering>
 </file>
